--- a/deliverables/PMC_Trainee_Manual.docx
+++ b/deliverables/PMC_Trainee_Manual.docx
@@ -67,10 +67,9 @@
           <w:color w:val="C89B3C"/>
           <w:sz w:val="28"/>
         </w:rPr>
-        <w:t>Trainee Handbook — From Zero to Confident User</w:t>
+        <w:t>Trainee Handbook — Illustrated Edition</w:t>
       </w:r>
     </w:p>
-    <w:p/>
     <w:p/>
     <w:p/>
     <w:p>
@@ -83,7 +82,7 @@
           <w:i w:val="0"/>
           <w:sz w:val="24"/>
         </w:rPr>
-        <w:t>A step-by-step, screen-by-screen walkthrough of the entire portal.</w:t>
+        <w:t>Every module, every screen, captured from the live portal.</w:t>
       </w:r>
     </w:p>
     <w:p/>
@@ -141,7 +140,7 @@
           <w:i w:val="0"/>
           <w:sz w:val="22"/>
         </w:rPr>
-        <w:t>This handbook takes you through the PMC Managers portal exactly as you will see it. Read each chapter in order — by the end you will be able to log in, navigate every module, publish a tender, review a bid, and send an award for signature.</w:t>
+        <w:t>This is the illustrated version of the PMC Managers trainee handbook. Every chapter includes a real screenshot from the live portal so you can match the words in front of you to the screen in front of you.</w:t>
       </w:r>
     </w:p>
     <w:p>
@@ -157,11 +156,46 @@
     <w:p>
       <w:r>
         <w:rPr>
+          <w:b w:val="0"/>
+          <w:i w:val="0"/>
+          <w:sz w:val="22"/>
+        </w:rPr>
+        <w:t>Chapters 1–11 are essential. Chapters 12–22 give you full command of every module. Chapters 23–24 are your ongoing hygiene routine.</w:t>
+      </w:r>
+    </w:p>
+    <w:p>
+      <w:r>
+        <w:br w:type="page"/>
+      </w:r>
+    </w:p>
+    <w:p>
+      <w:r>
+        <w:rPr>
           <w:b/>
           <w:color w:val="0B2E4F"/>
           <w:sz w:val="36"/>
         </w:rPr>
         <w:t>Chapter 1 — Before You Start</w:t>
+      </w:r>
+    </w:p>
+    <w:p>
+      <w:r>
+        <w:rPr>
+          <w:b w:val="0"/>
+          <w:i w:val="0"/>
+          <w:sz w:val="22"/>
+        </w:rPr>
+        <w:t>A few essentials to have ready before you sign in for the first time.</w:t>
+      </w:r>
+    </w:p>
+    <w:p>
+      <w:r>
+        <w:rPr>
+          <w:b/>
+          <w:color w:val="0B2E4F"/>
+          <w:sz w:val="26"/>
+        </w:rPr>
+        <w:t>Requirements</w:t>
       </w:r>
     </w:p>
     <w:p>
@@ -212,12 +246,24 @@
       <w:r>
         <w:rPr>
           <w:b/>
-          <w:i w:val="0"/>
+          <w:color w:val="0B2E4F"/>
+          <w:sz w:val="26"/>
+        </w:rPr>
+        <w:t>Portal URL</w:t>
+      </w:r>
+    </w:p>
+    <w:p>
+      <w:pPr>
+        <w:pStyle w:val="ListBullet"/>
+      </w:pPr>
+      <w:r>
+        <w:rPr>
           <w:sz w:val="22"/>
         </w:rPr>
-        <w:t>Portal URL: https://www.pmcmanagers.com</w:t>
+        <w:t>https://www.pmcmanagers.com — bookmark this now.</w:t>
       </w:r>
     </w:p>
+    <w:p/>
     <w:p>
       <w:r>
         <w:rPr>
@@ -235,7 +281,17 @@
           <w:i w:val="0"/>
           <w:sz w:val="22"/>
         </w:rPr>
-        <w:t>Step-by-step:</w:t>
+        <w:t>PMC uses a dual-portal login. Employees on the left, vendors on the right.</w:t>
+      </w:r>
+    </w:p>
+    <w:p>
+      <w:r>
+        <w:rPr>
+          <w:b/>
+          <w:color w:val="0B2E4F"/>
+          <w:sz w:val="26"/>
+        </w:rPr>
+        <w:t>Step-by-step (Employee)</w:t>
       </w:r>
     </w:p>
     <w:p>
@@ -246,7 +302,7 @@
         <w:rPr>
           <w:sz w:val="22"/>
         </w:rPr>
-        <w:t>Open https://www.pmcmanagers.com in your browser.</w:t>
+        <w:t>Open https://www.pmcmanagers.com and click “Sign in”.</w:t>
       </w:r>
     </w:p>
     <w:p>
@@ -257,7 +313,7 @@
         <w:rPr>
           <w:sz w:val="22"/>
         </w:rPr>
-        <w:t>Click the “Login” button at the top-right of the landing page.</w:t>
+        <w:t>You land on the “Choose your portal” screen.</w:t>
       </w:r>
     </w:p>
     <w:p>
@@ -268,18 +324,7 @@
         <w:rPr>
           <w:sz w:val="22"/>
         </w:rPr>
-        <w:t>You will land on the unified /login screen.</w:t>
-      </w:r>
-    </w:p>
-    <w:p>
-      <w:pPr>
-        <w:pStyle w:val="ListBullet"/>
-      </w:pPr>
-      <w:r>
-        <w:rPr>
-          <w:sz w:val="22"/>
-        </w:rPr>
-        <w:t>Enter the email address given to you (all lowercase).</w:t>
+        <w:t>On the left card, enter your PMC email.</w:t>
       </w:r>
     </w:p>
     <w:p>
@@ -301,7 +346,7 @@
         <w:rPr>
           <w:sz w:val="22"/>
         </w:rPr>
-        <w:t>Click “Sign in”.</w:t>
+        <w:t>Pick your Employee Role from the dropdown (Admin, Escrow, Certifier, Legal, Accounting, Committee, Reviewer, Auditor, Support).</w:t>
       </w:r>
     </w:p>
     <w:p>
@@ -312,7 +357,7 @@
         <w:rPr>
           <w:sz w:val="22"/>
         </w:rPr>
-        <w:t>On first login you will be prompted to change your password — use at least 12 characters, mix of upper, lower, numbers, symbols.</w:t>
+        <w:t>Click “Sign in as Employee”.</w:t>
       </w:r>
     </w:p>
     <w:p>
@@ -323,17 +368,28 @@
         <w:rPr>
           <w:sz w:val="22"/>
         </w:rPr>
-        <w:t>After a successful login you land on the dashboard matching your role (Admin / Staff / Vendor).</w:t>
+        <w:t>On first sign-in you will be forced to change your password — use at least 12 characters, mixed types.</w:t>
+      </w:r>
+    </w:p>
+    <w:p>
+      <w:pPr>
+        <w:pStyle w:val="ListBullet"/>
+      </w:pPr>
+      <w:r>
+        <w:rPr>
+          <w:sz w:val="22"/>
+        </w:rPr>
+        <w:t>You land on the Admin Console dashboard.</w:t>
       </w:r>
     </w:p>
     <w:p>
       <w:r>
         <w:rPr>
           <w:b/>
-          <w:i w:val="0"/>
-          <w:sz w:val="22"/>
+          <w:color w:val="0B2E4F"/>
+          <w:sz w:val="26"/>
         </w:rPr>
-        <w:t>Troubleshooting:</w:t>
+        <w:t>Step-by-step (Vendor)</w:t>
       </w:r>
     </w:p>
     <w:p>
@@ -344,7 +400,7 @@
         <w:rPr>
           <w:sz w:val="22"/>
         </w:rPr>
-        <w:t>Forgot password → click “Forgot password” on the login screen.</w:t>
+        <w:t>Same URL, right-hand card.</w:t>
       </w:r>
     </w:p>
     <w:p>
@@ -355,7 +411,61 @@
         <w:rPr>
           <w:sz w:val="22"/>
         </w:rPr>
-        <w:t>Locked out after 5 failed attempts → wait 15 minutes or contact adminsupport@pmcmanagers.com.</w:t>
+        <w:t>Enter your registered vendor email + password.</w:t>
+      </w:r>
+    </w:p>
+    <w:p>
+      <w:pPr>
+        <w:pStyle w:val="ListBullet"/>
+      </w:pPr>
+      <w:r>
+        <w:rPr>
+          <w:sz w:val="22"/>
+        </w:rPr>
+        <w:t>Click “Sign in as Vendor”.</w:t>
+      </w:r>
+    </w:p>
+    <w:p>
+      <w:pPr>
+        <w:pStyle w:val="ListBullet"/>
+      </w:pPr>
+      <w:r>
+        <w:rPr>
+          <w:sz w:val="22"/>
+        </w:rPr>
+        <w:t>New suppliers: use the “Register your company” link below the form.</w:t>
+      </w:r>
+    </w:p>
+    <w:p>
+      <w:r>
+        <w:rPr>
+          <w:b/>
+          <w:color w:val="0B2E4F"/>
+          <w:sz w:val="26"/>
+        </w:rPr>
+        <w:t>Troubleshooting</w:t>
+      </w:r>
+    </w:p>
+    <w:p>
+      <w:pPr>
+        <w:pStyle w:val="ListBullet"/>
+      </w:pPr>
+      <w:r>
+        <w:rPr>
+          <w:sz w:val="22"/>
+        </w:rPr>
+        <w:t>Forgot password → click the “Forgot password” link on the login screen.</w:t>
+      </w:r>
+    </w:p>
+    <w:p>
+      <w:pPr>
+        <w:pStyle w:val="ListBullet"/>
+      </w:pPr>
+      <w:r>
+        <w:rPr>
+          <w:sz w:val="22"/>
+        </w:rPr>
+        <w:t>Locked out after too many attempts → wait 15 minutes or email adminsupport@pmcmanagers.com.</w:t>
       </w:r>
     </w:p>
     <w:p>
@@ -370,13 +480,78 @@
       </w:r>
     </w:p>
     <w:p>
+      <w:pPr>
+        <w:pStyle w:val="ListBullet"/>
+      </w:pPr>
+      <w:r>
+        <w:rPr>
+          <w:sz w:val="22"/>
+        </w:rPr>
+        <w:t>Language: switch between EN / RU / KK via the top-right toggle.</w:t>
+      </w:r>
+    </w:p>
+    <w:p>
+      <w:pPr>
+        <w:jc w:val="center"/>
+      </w:pPr>
+      <w:r>
+        <w:drawing>
+          <wp:inline xmlns:a="http://schemas.openxmlformats.org/drawingml/2006/main" xmlns:pic="http://schemas.openxmlformats.org/drawingml/2006/picture">
+            <wp:extent cx="5760720" cy="3600450"/>
+            <wp:docPr id="2" name="Picture 2"/>
+            <wp:cNvGraphicFramePr>
+              <a:graphicFrameLocks noChangeAspect="1"/>
+            </wp:cNvGraphicFramePr>
+            <a:graphic>
+              <a:graphicData uri="http://schemas.openxmlformats.org/drawingml/2006/picture">
+                <pic:pic>
+                  <pic:nvPicPr>
+                    <pic:cNvPr id="0" name="02b-login-fresh.jpg"/>
+                    <pic:cNvPicPr/>
+                  </pic:nvPicPr>
+                  <pic:blipFill>
+                    <a:blip r:embed="rId10"/>
+                    <a:stretch>
+                      <a:fillRect/>
+                    </a:stretch>
+                  </pic:blipFill>
+                  <pic:spPr>
+                    <a:xfrm>
+                      <a:off x="0" y="0"/>
+                      <a:ext cx="5760720" cy="3600450"/>
+                    </a:xfrm>
+                    <a:prstGeom prst="rect"/>
+                  </pic:spPr>
+                </pic:pic>
+              </a:graphicData>
+            </a:graphic>
+          </wp:inline>
+        </w:drawing>
+      </w:r>
+    </w:p>
+    <w:p>
+      <w:pPr>
+        <w:jc w:val="center"/>
+      </w:pPr>
+      <w:r>
+        <w:rPr>
+          <w:i/>
+          <w:color w:val="666666"/>
+          <w:sz w:val="18"/>
+        </w:rPr>
+        <w:t>Figure — Logging In</w:t>
+      </w:r>
+    </w:p>
+    <w:p/>
+    <w:p/>
+    <w:p>
       <w:r>
         <w:rPr>
           <w:b/>
           <w:color w:val="0B2E4F"/>
           <w:sz w:val="36"/>
         </w:rPr>
-        <w:t>Chapter 3 — The Dashboard at a Glance</w:t>
+        <w:t>Chapter 3 — The Admin Console at a Glance</w:t>
       </w:r>
     </w:p>
     <w:p>
@@ -386,224 +561,138 @@
           <w:i w:val="0"/>
           <w:sz w:val="22"/>
         </w:rPr>
-        <w:t>The dashboard is your control tower. Every trainee should be able to name each region before moving on.</w:t>
+        <w:t>Once signed in as an employee you land on the “Operations overview”. This is your control tower — 22 tabs, one screen.</w:t>
       </w:r>
     </w:p>
-    <w:tbl>
-      <w:tblPr>
-        <w:tblStyle w:val="LightGrid-Accent1"/>
-        <w:tblW w:type="auto" w:w="0"/>
-        <w:tblLook w:firstColumn="1" w:firstRow="1" w:lastColumn="0" w:lastRow="0" w:noHBand="0" w:noVBand="1" w:val="04A0"/>
-      </w:tblPr>
-      <w:tblGrid>
-        <w:gridCol w:w="4968"/>
-        <w:gridCol w:w="4968"/>
-      </w:tblGrid>
-      <w:tr>
-        <w:tc>
-          <w:tcPr>
-            <w:tcW w:type="dxa" w:w="4968"/>
-            <w:shd w:fill="0B2E4F"/>
-          </w:tcPr>
-          <w:p>
-            <w:r/>
-            <w:r>
-              <w:rPr>
-                <w:b/>
-                <w:color w:val="FFFFFF"/>
-                <w:sz w:val="22"/>
-              </w:rPr>
-              <w:t>Region</w:t>
-            </w:r>
-          </w:p>
-        </w:tc>
-        <w:tc>
-          <w:tcPr>
-            <w:tcW w:type="dxa" w:w="4968"/>
-            <w:shd w:fill="0B2E4F"/>
-          </w:tcPr>
-          <w:p>
-            <w:r/>
-            <w:r>
-              <w:rPr>
-                <w:b/>
-                <w:color w:val="FFFFFF"/>
-                <w:sz w:val="22"/>
-              </w:rPr>
-              <w:t>What it shows</w:t>
-            </w:r>
-          </w:p>
-        </w:tc>
-      </w:tr>
-      <w:tr>
-        <w:tc>
-          <w:tcPr>
-            <w:tcW w:type="dxa" w:w="4968"/>
-          </w:tcPr>
-          <w:p>
-            <w:r>
-              <w:rPr>
-                <w:sz w:val="20"/>
-              </w:rPr>
-              <w:t>Top navigation bar</w:t>
-            </w:r>
-          </w:p>
-        </w:tc>
-        <w:tc>
-          <w:tcPr>
-            <w:tcW w:type="dxa" w:w="4968"/>
-          </w:tcPr>
-          <w:p>
-            <w:r>
-              <w:rPr>
-                <w:sz w:val="20"/>
-              </w:rPr>
-              <w:t>Logo, module tabs, notifications, profile</w:t>
-            </w:r>
-          </w:p>
-        </w:tc>
-      </w:tr>
-      <w:tr>
-        <w:tc>
-          <w:tcPr>
-            <w:tcW w:type="dxa" w:w="4968"/>
-          </w:tcPr>
-          <w:p>
-            <w:r>
-              <w:rPr>
-                <w:sz w:val="20"/>
-              </w:rPr>
-              <w:t>Left sidebar</w:t>
-            </w:r>
-          </w:p>
-        </w:tc>
-        <w:tc>
-          <w:tcPr>
-            <w:tcW w:type="dxa" w:w="4968"/>
-          </w:tcPr>
-          <w:p>
-            <w:r>
-              <w:rPr>
-                <w:sz w:val="20"/>
-              </w:rPr>
-              <w:t>Quick links to modules (collapses on mobile)</w:t>
-            </w:r>
-          </w:p>
-        </w:tc>
-      </w:tr>
-      <w:tr>
-        <w:tc>
-          <w:tcPr>
-            <w:tcW w:type="dxa" w:w="4968"/>
-          </w:tcPr>
-          <w:p>
-            <w:r>
-              <w:rPr>
-                <w:sz w:val="20"/>
-              </w:rPr>
-              <w:t>Main panel</w:t>
-            </w:r>
-          </w:p>
-        </w:tc>
-        <w:tc>
-          <w:tcPr>
-            <w:tcW w:type="dxa" w:w="4968"/>
-          </w:tcPr>
-          <w:p>
-            <w:r>
-              <w:rPr>
-                <w:sz w:val="20"/>
-              </w:rPr>
-              <w:t>The active module's content</w:t>
-            </w:r>
-          </w:p>
-        </w:tc>
-      </w:tr>
-      <w:tr>
-        <w:tc>
-          <w:tcPr>
-            <w:tcW w:type="dxa" w:w="4968"/>
-          </w:tcPr>
-          <w:p>
-            <w:r>
-              <w:rPr>
-                <w:sz w:val="20"/>
-              </w:rPr>
-              <w:t>KPI cards (top)</w:t>
-            </w:r>
-          </w:p>
-        </w:tc>
-        <w:tc>
-          <w:tcPr>
-            <w:tcW w:type="dxa" w:w="4968"/>
-          </w:tcPr>
-          <w:p>
-            <w:r>
-              <w:rPr>
-                <w:sz w:val="20"/>
-              </w:rPr>
-              <w:t>Live tenders, open bids, pending approvals</w:t>
-            </w:r>
-          </w:p>
-        </w:tc>
-      </w:tr>
-      <w:tr>
-        <w:tc>
-          <w:tcPr>
-            <w:tcW w:type="dxa" w:w="4968"/>
-          </w:tcPr>
-          <w:p>
-            <w:r>
-              <w:rPr>
-                <w:sz w:val="20"/>
-              </w:rPr>
-              <w:t>Activity feed</w:t>
-            </w:r>
-          </w:p>
-        </w:tc>
-        <w:tc>
-          <w:tcPr>
-            <w:tcW w:type="dxa" w:w="4968"/>
-          </w:tcPr>
-          <w:p>
-            <w:r>
-              <w:rPr>
-                <w:sz w:val="20"/>
-              </w:rPr>
-              <w:t>Recent actions across your organization</w:t>
-            </w:r>
-          </w:p>
-        </w:tc>
-      </w:tr>
-      <w:tr>
-        <w:tc>
-          <w:tcPr>
-            <w:tcW w:type="dxa" w:w="4968"/>
-          </w:tcPr>
-          <w:p>
-            <w:r>
-              <w:rPr>
-                <w:sz w:val="20"/>
-              </w:rPr>
-              <w:t>Profile menu (top-right)</w:t>
-            </w:r>
-          </w:p>
-        </w:tc>
-        <w:tc>
-          <w:tcPr>
-            <w:tcW w:type="dxa" w:w="4968"/>
-          </w:tcPr>
-          <w:p>
-            <w:r>
-              <w:rPr>
-                <w:sz w:val="20"/>
-              </w:rPr>
-              <w:t>Change password, log out, switch tenant</w:t>
-            </w:r>
-          </w:p>
-        </w:tc>
-      </w:tr>
-    </w:tbl>
+    <w:p>
+      <w:r>
+        <w:rPr>
+          <w:b/>
+          <w:color w:val="0B2E4F"/>
+          <w:sz w:val="26"/>
+        </w:rPr>
+        <w:t>Regions to memorise</w:t>
+      </w:r>
+    </w:p>
+    <w:p>
+      <w:pPr>
+        <w:pStyle w:val="ListBullet"/>
+      </w:pPr>
+      <w:r>
+        <w:rPr>
+          <w:sz w:val="22"/>
+        </w:rPr>
+        <w:t>Top bar: PMC logo, public menu (Notices / Register / Check status), language toggle, Sign out.</w:t>
+      </w:r>
+    </w:p>
+    <w:p>
+      <w:pPr>
+        <w:pStyle w:val="ListBullet"/>
+      </w:pPr>
+      <w:r>
+        <w:rPr>
+          <w:sz w:val="22"/>
+        </w:rPr>
+        <w:t>Header card: kicker (‘PMC · Admin Console’), title, quick actions — Portal switch, Alerts, AI Copilot, Security · 2FA, and your signed-in email.</w:t>
+      </w:r>
+    </w:p>
+    <w:p>
+      <w:pPr>
+        <w:pStyle w:val="ListBullet"/>
+      </w:pPr>
+      <w:r>
+        <w:rPr>
+          <w:sz w:val="22"/>
+        </w:rPr>
+        <w:t>Tab strip: 22 module tabs (Dashboard, Registrations, Vendors, Notices, Corrigenda, Tender Builder, Bidding Ops, Escrow (EMD), Evaluation, Awards &amp; POs, DocuSign, Reverse Auctions, Meetings, L1 Comparison, BOQ &amp; Contracts, Vendor Intel, Masters, Permissions, Packages, Audit, Product Catalog, Engagements, Stakeholder Reports).</w:t>
+      </w:r>
+    </w:p>
+    <w:p>
+      <w:pPr>
+        <w:pStyle w:val="ListBullet"/>
+      </w:pPr>
+      <w:r>
+        <w:rPr>
+          <w:sz w:val="22"/>
+        </w:rPr>
+        <w:t>KPI cards: Published Notices, Vendors, Bids, Awarded, Pending EMD, EMD Collected, Active Contracts.</w:t>
+      </w:r>
+    </w:p>
+    <w:p>
+      <w:pPr>
+        <w:pStyle w:val="ListBullet"/>
+      </w:pPr>
+      <w:r>
+        <w:rPr>
+          <w:sz w:val="22"/>
+        </w:rPr>
+        <w:t>Pipeline Funnel: counts at each pipeline stage (emd_pending → awarded).</w:t>
+      </w:r>
+    </w:p>
+    <w:p>
+      <w:pPr>
+        <w:pStyle w:val="ListBullet"/>
+      </w:pPr>
+      <w:r>
+        <w:rPr>
+          <w:sz w:val="22"/>
+        </w:rPr>
+        <w:t>Top-Priced Bids table: quick ranking of the highest-value bids in the system.</w:t>
+      </w:r>
+    </w:p>
+    <w:p>
+      <w:pPr>
+        <w:jc w:val="center"/>
+      </w:pPr>
+      <w:r>
+        <w:drawing>
+          <wp:inline xmlns:a="http://schemas.openxmlformats.org/drawingml/2006/main" xmlns:pic="http://schemas.openxmlformats.org/drawingml/2006/picture">
+            <wp:extent cx="5760720" cy="3600450"/>
+            <wp:docPr id="3" name="Picture 3"/>
+            <wp:cNvGraphicFramePr>
+              <a:graphicFrameLocks noChangeAspect="1"/>
+            </wp:cNvGraphicFramePr>
+            <a:graphic>
+              <a:graphicData uri="http://schemas.openxmlformats.org/drawingml/2006/picture">
+                <pic:pic>
+                  <pic:nvPicPr>
+                    <pic:cNvPr id="0" name="06-analytics.jpg"/>
+                    <pic:cNvPicPr/>
+                  </pic:nvPicPr>
+                  <pic:blipFill>
+                    <a:blip r:embed="rId11"/>
+                    <a:stretch>
+                      <a:fillRect/>
+                    </a:stretch>
+                  </pic:blipFill>
+                  <pic:spPr>
+                    <a:xfrm>
+                      <a:off x="0" y="0"/>
+                      <a:ext cx="5760720" cy="3600450"/>
+                    </a:xfrm>
+                    <a:prstGeom prst="rect"/>
+                  </pic:spPr>
+                </pic:pic>
+              </a:graphicData>
+            </a:graphic>
+          </wp:inline>
+        </w:drawing>
+      </w:r>
+    </w:p>
+    <w:p>
+      <w:pPr>
+        <w:jc w:val="center"/>
+      </w:pPr>
+      <w:r>
+        <w:rPr>
+          <w:i/>
+          <w:color w:val="666666"/>
+          <w:sz w:val="18"/>
+        </w:rPr>
+        <w:t>Figure — The Admin Console at a Glance</w:t>
+      </w:r>
+    </w:p>
+    <w:p/>
     <w:p/>
     <w:p>
       <w:r>
@@ -612,7 +701,7 @@
           <w:color w:val="0B2E4F"/>
           <w:sz w:val="36"/>
         </w:rPr>
-        <w:t>Chapter 4 — Notice Board</w:t>
+        <w:t>Chapter 4 — Notice Board (Public + Admin)</w:t>
       </w:r>
     </w:p>
     <w:p>
@@ -622,17 +711,17 @@
           <w:i w:val="0"/>
           <w:sz w:val="22"/>
         </w:rPr>
-        <w:t>The Notice Board is the public face of every tender.</w:t>
+        <w:t>The Notice Board is the public face of every tender. Admins manage it from the “Notices” tab.</w:t>
       </w:r>
     </w:p>
     <w:p>
       <w:r>
         <w:rPr>
           <w:b/>
-          <w:i w:val="0"/>
-          <w:sz w:val="22"/>
+          <w:color w:val="0B2E4F"/>
+          <w:sz w:val="26"/>
         </w:rPr>
-        <w:t>As a trainee, practise these tasks:</w:t>
+        <w:t>Public flow</w:t>
       </w:r>
     </w:p>
     <w:p>
@@ -643,7 +732,7 @@
         <w:rPr>
           <w:sz w:val="22"/>
         </w:rPr>
-        <w:t>Open the Notice Board tab.</w:t>
+        <w:t>Anyone can open /notices without logging in.</w:t>
       </w:r>
     </w:p>
     <w:p>
@@ -654,7 +743,7 @@
         <w:rPr>
           <w:sz w:val="22"/>
         </w:rPr>
-        <w:t>Filter tenders by status: Open, Closing Soon, Closed, Awarded.</w:t>
+        <w:t>Filter tenders by type (Tender / RFP / RFQ) and by country.</w:t>
       </w:r>
     </w:p>
     <w:p>
@@ -665,7 +754,7 @@
         <w:rPr>
           <w:sz w:val="22"/>
         </w:rPr>
-        <w:t>Click any tender card to see its full brief.</w:t>
+        <w:t>Click any card to open the full brief and download the RFP PDF.</w:t>
       </w:r>
     </w:p>
     <w:p>
@@ -676,7 +765,17 @@
         <w:rPr>
           <w:sz w:val="22"/>
         </w:rPr>
-        <w:t>Locate the “Download RFP” button.</w:t>
+        <w:t>Note the closing date and EMD amount before you start a bid.</w:t>
+      </w:r>
+    </w:p>
+    <w:p>
+      <w:r>
+        <w:rPr>
+          <w:b/>
+          <w:color w:val="0B2E4F"/>
+          <w:sz w:val="26"/>
+        </w:rPr>
+        <w:t>Admin flow (Notices tab)</w:t>
       </w:r>
     </w:p>
     <w:p>
@@ -687,9 +786,96 @@
         <w:rPr>
           <w:sz w:val="22"/>
         </w:rPr>
-        <w:t>Note the closing date and EMD amount.</w:t>
+        <w:t>Click “New Notice” at the top-right to publish a fresh tender.</w:t>
       </w:r>
     </w:p>
+    <w:p>
+      <w:pPr>
+        <w:pStyle w:val="ListBullet"/>
+      </w:pPr>
+      <w:r>
+        <w:rPr>
+          <w:sz w:val="22"/>
+        </w:rPr>
+        <w:t>Attach the tender PDF (or link a template from Tender Builder).</w:t>
+      </w:r>
+    </w:p>
+    <w:p>
+      <w:pPr>
+        <w:pStyle w:val="ListBullet"/>
+      </w:pPr>
+      <w:r>
+        <w:rPr>
+          <w:sz w:val="22"/>
+        </w:rPr>
+        <w:t>Use “Preview as Bidder” to see exactly what suppliers will see.</w:t>
+      </w:r>
+    </w:p>
+    <w:p>
+      <w:pPr>
+        <w:pStyle w:val="ListBullet"/>
+      </w:pPr>
+      <w:r>
+        <w:rPr>
+          <w:sz w:val="22"/>
+        </w:rPr>
+        <w:t>Notices marked TEMPLATE LINKED reuse a saved template.</w:t>
+      </w:r>
+    </w:p>
+    <w:p>
+      <w:pPr>
+        <w:jc w:val="center"/>
+      </w:pPr>
+      <w:r>
+        <w:drawing>
+          <wp:inline xmlns:a="http://schemas.openxmlformats.org/drawingml/2006/main" xmlns:pic="http://schemas.openxmlformats.org/drawingml/2006/picture">
+            <wp:extent cx="5760720" cy="3600450"/>
+            <wp:docPr id="4" name="Picture 4"/>
+            <wp:cNvGraphicFramePr>
+              <a:graphicFrameLocks noChangeAspect="1"/>
+            </wp:cNvGraphicFramePr>
+            <a:graphic>
+              <a:graphicData uri="http://schemas.openxmlformats.org/drawingml/2006/picture">
+                <pic:pic>
+                  <pic:nvPicPr>
+                    <pic:cNvPr id="0" name="09-notices-admin.jpg"/>
+                    <pic:cNvPicPr/>
+                  </pic:nvPicPr>
+                  <pic:blipFill>
+                    <a:blip r:embed="rId12"/>
+                    <a:stretch>
+                      <a:fillRect/>
+                    </a:stretch>
+                  </pic:blipFill>
+                  <pic:spPr>
+                    <a:xfrm>
+                      <a:off x="0" y="0"/>
+                      <a:ext cx="5760720" cy="3600450"/>
+                    </a:xfrm>
+                    <a:prstGeom prst="rect"/>
+                  </pic:spPr>
+                </pic:pic>
+              </a:graphicData>
+            </a:graphic>
+          </wp:inline>
+        </w:drawing>
+      </w:r>
+    </w:p>
+    <w:p>
+      <w:pPr>
+        <w:jc w:val="center"/>
+      </w:pPr>
+      <w:r>
+        <w:rPr>
+          <w:i/>
+          <w:color w:val="666666"/>
+          <w:sz w:val="18"/>
+        </w:rPr>
+        <w:t>Figure — Notice Board (Public + Admin)</w:t>
+      </w:r>
+    </w:p>
+    <w:p/>
+    <w:p/>
     <w:p>
       <w:r>
         <w:rPr>
@@ -707,63 +893,171 @@
           <w:i w:val="0"/>
           <w:sz w:val="22"/>
         </w:rPr>
-        <w:t>This is how new suppliers onboard. Walk through each of the three sections so you can guide a vendor over the phone.</w:t>
-      </w:r>
-    </w:p>
-    <w:p>
-      <w:pPr>
-        <w:pStyle w:val="ListBullet"/>
-      </w:pPr>
-      <w:r>
-        <w:rPr>
-          <w:sz w:val="22"/>
-        </w:rPr>
-        <w:t>Section A — Company details: legal name, tax ID, address.</w:t>
-      </w:r>
-    </w:p>
-    <w:p>
-      <w:pPr>
-        <w:pStyle w:val="ListBullet"/>
-      </w:pPr>
-      <w:r>
-        <w:rPr>
-          <w:sz w:val="22"/>
-        </w:rPr>
-        <w:t>Section B — Documents: certificate of incorporation, tax cert, bank letter. Files must be PDF or JPG under 10 MB.</w:t>
-      </w:r>
-    </w:p>
-    <w:p>
-      <w:pPr>
-        <w:pStyle w:val="ListBullet"/>
-      </w:pPr>
-      <w:r>
-        <w:rPr>
-          <w:sz w:val="22"/>
-        </w:rPr>
-        <w:t>Section C — Categories: pick UNSPSC codes for the goods/services the vendor supplies.</w:t>
-      </w:r>
-    </w:p>
-    <w:p>
-      <w:pPr>
-        <w:pStyle w:val="ListBullet"/>
-      </w:pPr>
-      <w:r>
-        <w:rPr>
-          <w:sz w:val="22"/>
-        </w:rPr>
-        <w:t>Submit — the vendor moves into KYC review status.</w:t>
+        <w:t>Suppliers self-onboard through a three-section wizard. Admins approve them from the Registrations tab.</w:t>
       </w:r>
     </w:p>
     <w:p>
       <w:r>
         <w:rPr>
-          <w:b w:val="0"/>
-          <w:i/>
+          <w:b/>
+          <w:color w:val="0B2E4F"/>
+          <w:sz w:val="26"/>
+        </w:rPr>
+        <w:t>Vendor’s three sections</w:t>
+      </w:r>
+    </w:p>
+    <w:p>
+      <w:pPr>
+        <w:pStyle w:val="ListBullet"/>
+      </w:pPr>
+      <w:r>
+        <w:rPr>
           <w:sz w:val="22"/>
         </w:rPr>
-        <w:t>Admin action: approve or return-for-correction from the Vendor Management panel.</w:t>
+        <w:t>Section A — Company details: legal name, tax ID, HQ address, contact.</w:t>
       </w:r>
     </w:p>
+    <w:p>
+      <w:pPr>
+        <w:pStyle w:val="ListBullet"/>
+      </w:pPr>
+      <w:r>
+        <w:rPr>
+          <w:sz w:val="22"/>
+        </w:rPr>
+        <w:t>Section B — Documents: certificate of incorporation, tax cert, bank letter (PDF/JPG, ≤ 10 MB).</w:t>
+      </w:r>
+    </w:p>
+    <w:p>
+      <w:pPr>
+        <w:pStyle w:val="ListBullet"/>
+      </w:pPr>
+      <w:r>
+        <w:rPr>
+          <w:sz w:val="22"/>
+        </w:rPr>
+        <w:t>Section C — Categories: pick UNSPSC codes for the goods and services supplied.</w:t>
+      </w:r>
+    </w:p>
+    <w:p>
+      <w:pPr>
+        <w:pStyle w:val="ListBullet"/>
+      </w:pPr>
+      <w:r>
+        <w:rPr>
+          <w:sz w:val="22"/>
+        </w:rPr>
+        <w:t>Submit → the vendor enters KYC review status.</w:t>
+      </w:r>
+    </w:p>
+    <w:p>
+      <w:r>
+        <w:rPr>
+          <w:b/>
+          <w:color w:val="0B2E4F"/>
+          <w:sz w:val="26"/>
+        </w:rPr>
+        <w:t>Admin action</w:t>
+      </w:r>
+    </w:p>
+    <w:p>
+      <w:pPr>
+        <w:pStyle w:val="ListBullet"/>
+      </w:pPr>
+      <w:r>
+        <w:rPr>
+          <w:sz w:val="22"/>
+        </w:rPr>
+        <w:t>Open the Registrations tab.</w:t>
+      </w:r>
+    </w:p>
+    <w:p>
+      <w:pPr>
+        <w:pStyle w:val="ListBullet"/>
+      </w:pPr>
+      <w:r>
+        <w:rPr>
+          <w:sz w:val="22"/>
+        </w:rPr>
+        <w:t>Review submitted documents.</w:t>
+      </w:r>
+    </w:p>
+    <w:p>
+      <w:pPr>
+        <w:pStyle w:val="ListBullet"/>
+      </w:pPr>
+      <w:r>
+        <w:rPr>
+          <w:sz w:val="22"/>
+        </w:rPr>
+        <w:t>Approve, request corrections, or reject.</w:t>
+      </w:r>
+    </w:p>
+    <w:p>
+      <w:pPr>
+        <w:pStyle w:val="ListBullet"/>
+      </w:pPr>
+      <w:r>
+        <w:rPr>
+          <w:sz w:val="22"/>
+        </w:rPr>
+        <w:t>Approved vendors appear in the Vendors tab and can bid.</w:t>
+      </w:r>
+    </w:p>
+    <w:p>
+      <w:pPr>
+        <w:jc w:val="center"/>
+      </w:pPr>
+      <w:r>
+        <w:drawing>
+          <wp:inline xmlns:a="http://schemas.openxmlformats.org/drawingml/2006/main" xmlns:pic="http://schemas.openxmlformats.org/drawingml/2006/picture">
+            <wp:extent cx="5760720" cy="3600450"/>
+            <wp:docPr id="5" name="Picture 5"/>
+            <wp:cNvGraphicFramePr>
+              <a:graphicFrameLocks noChangeAspect="1"/>
+            </wp:cNvGraphicFramePr>
+            <a:graphic>
+              <a:graphicData uri="http://schemas.openxmlformats.org/drawingml/2006/picture">
+                <pic:pic>
+                  <pic:nvPicPr>
+                    <pic:cNvPr id="0" name="04-vendor-register.jpg"/>
+                    <pic:cNvPicPr/>
+                  </pic:nvPicPr>
+                  <pic:blipFill>
+                    <a:blip r:embed="rId13"/>
+                    <a:stretch>
+                      <a:fillRect/>
+                    </a:stretch>
+                  </pic:blipFill>
+                  <pic:spPr>
+                    <a:xfrm>
+                      <a:off x="0" y="0"/>
+                      <a:ext cx="5760720" cy="3600450"/>
+                    </a:xfrm>
+                    <a:prstGeom prst="rect"/>
+                  </pic:spPr>
+                </pic:pic>
+              </a:graphicData>
+            </a:graphic>
+          </wp:inline>
+        </w:drawing>
+      </w:r>
+    </w:p>
+    <w:p>
+      <w:pPr>
+        <w:jc w:val="center"/>
+      </w:pPr>
+      <w:r>
+        <w:rPr>
+          <w:i/>
+          <w:color w:val="666666"/>
+          <w:sz w:val="18"/>
+        </w:rPr>
+        <w:t>Figure — Vendor Registration</w:t>
+      </w:r>
+    </w:p>
+    <w:p/>
+    <w:p/>
     <w:p>
       <w:r>
         <w:rPr>
@@ -781,40 +1075,7 @@
           <w:i w:val="0"/>
           <w:sz w:val="22"/>
         </w:rPr>
-        <w:t>Every tender is a “package”. The tracker shows exactly which stage each package is in.</w:t>
-      </w:r>
-    </w:p>
-    <w:p>
-      <w:pPr>
-        <w:pStyle w:val="ListBullet"/>
-      </w:pPr>
-      <w:r>
-        <w:rPr>
-          <w:sz w:val="22"/>
-        </w:rPr>
-        <w:t>Open Package Tracker.</w:t>
-      </w:r>
-    </w:p>
-    <w:p>
-      <w:pPr>
-        <w:pStyle w:val="ListBullet"/>
-      </w:pPr>
-      <w:r>
-        <w:rPr>
-          <w:sz w:val="22"/>
-        </w:rPr>
-        <w:t>Read the horizontal stepper: Draft → Published → Bidding → Evaluation → Award → Signed.</w:t>
-      </w:r>
-    </w:p>
-    <w:p>
-      <w:pPr>
-        <w:pStyle w:val="ListBullet"/>
-      </w:pPr>
-      <w:r>
-        <w:rPr>
-          <w:sz w:val="22"/>
-        </w:rPr>
-        <w:t>Click a package to drill into its documents, bidders, and status history.</w:t>
+        <w:t>Every tender is a “package”. The Packages tab shows exactly where each package is in the lifecycle.</w:t>
       </w:r>
     </w:p>
     <w:p>
@@ -822,9 +1083,106 @@
         <w:rPr>
           <w:b/>
           <w:color w:val="0B2E4F"/>
+          <w:sz w:val="26"/>
+        </w:rPr>
+        <w:t>What to look for</w:t>
+      </w:r>
+    </w:p>
+    <w:p>
+      <w:pPr>
+        <w:pStyle w:val="ListBullet"/>
+      </w:pPr>
+      <w:r>
+        <w:rPr>
+          <w:sz w:val="22"/>
+        </w:rPr>
+        <w:t>Package status stepper: Draft → Published → Bidding → Evaluation → Award → Signed.</w:t>
+      </w:r>
+    </w:p>
+    <w:p>
+      <w:pPr>
+        <w:pStyle w:val="ListBullet"/>
+      </w:pPr>
+      <w:r>
+        <w:rPr>
+          <w:sz w:val="22"/>
+        </w:rPr>
+        <w:t>Filter by tenant, status, or wave.</w:t>
+      </w:r>
+    </w:p>
+    <w:p>
+      <w:pPr>
+        <w:pStyle w:val="ListBullet"/>
+      </w:pPr>
+      <w:r>
+        <w:rPr>
+          <w:sz w:val="22"/>
+        </w:rPr>
+        <w:t>Click any package to drill into its documents, bidders, and status history.</w:t>
+      </w:r>
+    </w:p>
+    <w:p>
+      <w:pPr>
+        <w:jc w:val="center"/>
+      </w:pPr>
+      <w:r>
+        <w:drawing>
+          <wp:inline xmlns:a="http://schemas.openxmlformats.org/drawingml/2006/main" xmlns:pic="http://schemas.openxmlformats.org/drawingml/2006/picture">
+            <wp:extent cx="5760720" cy="3600450"/>
+            <wp:docPr id="6" name="Picture 6"/>
+            <wp:cNvGraphicFramePr>
+              <a:graphicFrameLocks noChangeAspect="1"/>
+            </wp:cNvGraphicFramePr>
+            <a:graphic>
+              <a:graphicData uri="http://schemas.openxmlformats.org/drawingml/2006/picture">
+                <pic:pic>
+                  <pic:nvPicPr>
+                    <pic:cNvPr id="0" name="18-packages.jpg"/>
+                    <pic:cNvPicPr/>
+                  </pic:nvPicPr>
+                  <pic:blipFill>
+                    <a:blip r:embed="rId14"/>
+                    <a:stretch>
+                      <a:fillRect/>
+                    </a:stretch>
+                  </pic:blipFill>
+                  <pic:spPr>
+                    <a:xfrm>
+                      <a:off x="0" y="0"/>
+                      <a:ext cx="5760720" cy="3600450"/>
+                    </a:xfrm>
+                    <a:prstGeom prst="rect"/>
+                  </pic:spPr>
+                </pic:pic>
+              </a:graphicData>
+            </a:graphic>
+          </wp:inline>
+        </w:drawing>
+      </w:r>
+    </w:p>
+    <w:p>
+      <w:pPr>
+        <w:jc w:val="center"/>
+      </w:pPr>
+      <w:r>
+        <w:rPr>
+          <w:i/>
+          <w:color w:val="666666"/>
+          <w:sz w:val="18"/>
+        </w:rPr>
+        <w:t>Figure — Package Tracker</w:t>
+      </w:r>
+    </w:p>
+    <w:p/>
+    <w:p/>
+    <w:p>
+      <w:r>
+        <w:rPr>
+          <w:b/>
+          <w:color w:val="0B2E4F"/>
           <w:sz w:val="36"/>
         </w:rPr>
-        <w:t>Chapter 7 — Bidding Management</w:t>
+        <w:t>Chapter 7 — Bidding Ops</w:t>
       </w:r>
     </w:p>
     <w:p>
@@ -834,17 +1192,17 @@
           <w:i w:val="0"/>
           <w:sz w:val="22"/>
         </w:rPr>
-        <w:t>The heart of the platform. Trainees must master this.</w:t>
+        <w:t>The heart of the platform. Vendors submit bids; admins open and manage the envelopes.</w:t>
       </w:r>
     </w:p>
     <w:p>
       <w:r>
         <w:rPr>
           <w:b/>
-          <w:i w:val="0"/>
-          <w:sz w:val="22"/>
+          <w:color w:val="0B2E4F"/>
+          <w:sz w:val="26"/>
         </w:rPr>
-        <w:t>Vendor flow:</w:t>
+        <w:t>Vendor flow</w:t>
       </w:r>
     </w:p>
     <w:p>
@@ -877,7 +1235,7 @@
         <w:rPr>
           <w:sz w:val="22"/>
         </w:rPr>
-        <w:t>Pay EMD via Stripe (test card 4242 4242 4242 4242 in sandbox).</w:t>
+        <w:t>Pay EMD via Stripe (sandbox card 4242 4242 4242 4242).</w:t>
       </w:r>
     </w:p>
     <w:p>
@@ -899,17 +1257,17 @@
         <w:rPr>
           <w:sz w:val="22"/>
         </w:rPr>
-        <w:t>Confirm submission — you receive a unique Bid ID.</w:t>
+        <w:t>Confirm submission — you receive a unique Bid ID (e.g. PMC-BID-2026-00005).</w:t>
       </w:r>
     </w:p>
     <w:p>
       <w:r>
         <w:rPr>
           <w:b/>
-          <w:i w:val="0"/>
-          <w:sz w:val="22"/>
+          <w:color w:val="0B2E4F"/>
+          <w:sz w:val="26"/>
         </w:rPr>
-        <w:t>Admin flow:</w:t>
+        <w:t>Admin flow</w:t>
       </w:r>
     </w:p>
     <w:p>
@@ -920,7 +1278,7 @@
         <w:rPr>
           <w:sz w:val="22"/>
         </w:rPr>
-        <w:t>Open Bidding Management → select the tender.</w:t>
+        <w:t>Bidding Ops tab → select the tender.</w:t>
       </w:r>
     </w:p>
     <w:p>
@@ -942,9 +1300,63 @@
         <w:rPr>
           <w:sz w:val="22"/>
         </w:rPr>
-        <w:t>Review each bid; scores are entered in the Evaluation module.</w:t>
+        <w:t>Review each bid; forward scores to the Evaluation module.</w:t>
       </w:r>
     </w:p>
+    <w:p>
+      <w:pPr>
+        <w:jc w:val="center"/>
+      </w:pPr>
+      <w:r>
+        <w:drawing>
+          <wp:inline xmlns:a="http://schemas.openxmlformats.org/drawingml/2006/main" xmlns:pic="http://schemas.openxmlformats.org/drawingml/2006/picture">
+            <wp:extent cx="5760720" cy="3600450"/>
+            <wp:docPr id="7" name="Picture 7"/>
+            <wp:cNvGraphicFramePr>
+              <a:graphicFrameLocks noChangeAspect="1"/>
+            </wp:cNvGraphicFramePr>
+            <a:graphic>
+              <a:graphicData uri="http://schemas.openxmlformats.org/drawingml/2006/picture">
+                <pic:pic>
+                  <pic:nvPicPr>
+                    <pic:cNvPr id="0" name="11-bidding.jpg"/>
+                    <pic:cNvPicPr/>
+                  </pic:nvPicPr>
+                  <pic:blipFill>
+                    <a:blip r:embed="rId15"/>
+                    <a:stretch>
+                      <a:fillRect/>
+                    </a:stretch>
+                  </pic:blipFill>
+                  <pic:spPr>
+                    <a:xfrm>
+                      <a:off x="0" y="0"/>
+                      <a:ext cx="5760720" cy="3600450"/>
+                    </a:xfrm>
+                    <a:prstGeom prst="rect"/>
+                  </pic:spPr>
+                </pic:pic>
+              </a:graphicData>
+            </a:graphic>
+          </wp:inline>
+        </w:drawing>
+      </w:r>
+    </w:p>
+    <w:p>
+      <w:pPr>
+        <w:jc w:val="center"/>
+      </w:pPr>
+      <w:r>
+        <w:rPr>
+          <w:i/>
+          <w:color w:val="666666"/>
+          <w:sz w:val="18"/>
+        </w:rPr>
+        <w:t>Figure — Bidding Ops</w:t>
+      </w:r>
+    </w:p>
+    <w:p/>
+    <w:p/>
     <w:p>
       <w:r>
         <w:rPr>
@@ -952,148 +1364,7 @@
           <w:color w:val="0B2E4F"/>
           <w:sz w:val="36"/>
         </w:rPr>
-        <w:t>Chapter 8 — BOQ Builder</w:t>
-      </w:r>
-    </w:p>
-    <w:p>
-      <w:pPr>
-        <w:pStyle w:val="ListBullet"/>
-      </w:pPr>
-      <w:r>
-        <w:rPr>
-          <w:sz w:val="22"/>
-        </w:rPr>
-        <w:t>Open BOQ Builder inside the tender you are drafting.</w:t>
-      </w:r>
-    </w:p>
-    <w:p>
-      <w:pPr>
-        <w:pStyle w:val="ListBullet"/>
-      </w:pPr>
-      <w:r>
-        <w:rPr>
-          <w:sz w:val="22"/>
-        </w:rPr>
-        <w:t>Click “+ Add Line Item”.</w:t>
-      </w:r>
-    </w:p>
-    <w:p>
-      <w:pPr>
-        <w:pStyle w:val="ListBullet"/>
-      </w:pPr>
-      <w:r>
-        <w:rPr>
-          <w:sz w:val="22"/>
-        </w:rPr>
-        <w:t>Enter description, unit, quantity, and rate.</w:t>
-      </w:r>
-    </w:p>
-    <w:p>
-      <w:pPr>
-        <w:pStyle w:val="ListBullet"/>
-      </w:pPr>
-      <w:r>
-        <w:rPr>
-          <w:sz w:val="22"/>
-        </w:rPr>
-        <w:t>Attach the correct UNSPSC code from the picker.</w:t>
-      </w:r>
-    </w:p>
-    <w:p>
-      <w:pPr>
-        <w:pStyle w:val="ListBullet"/>
-      </w:pPr>
-      <w:r>
-        <w:rPr>
-          <w:sz w:val="22"/>
-        </w:rPr>
-        <w:t>Save — totals auto-calculate.</w:t>
-      </w:r>
-    </w:p>
-    <w:p>
-      <w:pPr>
-        <w:pStyle w:val="ListBullet"/>
-      </w:pPr>
-      <w:r>
-        <w:rPr>
-          <w:sz w:val="22"/>
-        </w:rPr>
-        <w:t>Export the BOQ as PDF or Excel using the top-right menu.</w:t>
-      </w:r>
-    </w:p>
-    <w:p>
-      <w:r>
-        <w:rPr>
-          <w:b/>
-          <w:color w:val="0B2E4F"/>
-          <w:sz w:val="36"/>
-        </w:rPr>
-        <w:t>Chapter 9 — Evaluation &amp; Contracts</w:t>
-      </w:r>
-    </w:p>
-    <w:p>
-      <w:pPr>
-        <w:pStyle w:val="ListBullet"/>
-      </w:pPr>
-      <w:r>
-        <w:rPr>
-          <w:sz w:val="22"/>
-        </w:rPr>
-        <w:t>Open Evaluation → pick the tender.</w:t>
-      </w:r>
-    </w:p>
-    <w:p>
-      <w:pPr>
-        <w:pStyle w:val="ListBullet"/>
-      </w:pPr>
-      <w:r>
-        <w:rPr>
-          <w:sz w:val="22"/>
-        </w:rPr>
-        <w:t>Enter technical scores for each bidder (0–100).</w:t>
-      </w:r>
-    </w:p>
-    <w:p>
-      <w:pPr>
-        <w:pStyle w:val="ListBullet"/>
-      </w:pPr>
-      <w:r>
-        <w:rPr>
-          <w:sz w:val="22"/>
-        </w:rPr>
-        <w:t>Enter commercial scores — the system computes the weighted total.</w:t>
-      </w:r>
-    </w:p>
-    <w:p>
-      <w:pPr>
-        <w:pStyle w:val="ListBullet"/>
-      </w:pPr>
-      <w:r>
-        <w:rPr>
-          <w:sz w:val="22"/>
-        </w:rPr>
-        <w:t>The top-ranked bidder is highlighted.</w:t>
-      </w:r>
-    </w:p>
-    <w:p>
-      <w:pPr>
-        <w:pStyle w:val="ListBullet"/>
-      </w:pPr>
-      <w:r>
-        <w:rPr>
-          <w:sz w:val="22"/>
-        </w:rPr>
-        <w:t>Click “Award” — a draft Award Letter and PO are generated.</w:t>
-      </w:r>
-    </w:p>
-    <w:p>
-      <w:r>
-        <w:rPr>
-          <w:b/>
-          <w:color w:val="0B2E4F"/>
-          <w:sz w:val="36"/>
-        </w:rPr>
-        <w:t>Chapter 10 — Awards &amp; Digital Signature</w:t>
+        <w:t>Chapter 8 — Escrow (EMD)</w:t>
       </w:r>
     </w:p>
     <w:p>
@@ -1103,7 +1374,17 @@
           <w:i w:val="0"/>
           <w:sz w:val="22"/>
         </w:rPr>
-        <w:t>This is where PMC differentiates itself — award documents can be sent for legally binding e-signature directly from the portal.</w:t>
+        <w:t>Earnest Money Deposits are held in escrow until the bid outcome. This tab is the escrow officer’s workspace.</w:t>
+      </w:r>
+    </w:p>
+    <w:p>
+      <w:r>
+        <w:rPr>
+          <w:b/>
+          <w:color w:val="0B2E4F"/>
+          <w:sz w:val="26"/>
+        </w:rPr>
+        <w:t>Officer actions</w:t>
       </w:r>
     </w:p>
     <w:p>
@@ -1114,7 +1395,7 @@
         <w:rPr>
           <w:sz w:val="22"/>
         </w:rPr>
-        <w:t>Open Awards → pick the awarded tender.</w:t>
+        <w:t>See every EMD in flight, grouped by status.</w:t>
       </w:r>
     </w:p>
     <w:p>
@@ -1125,7 +1406,7 @@
         <w:rPr>
           <w:sz w:val="22"/>
         </w:rPr>
-        <w:t>Preview the Award Letter and Purchase Order documents.</w:t>
+        <w:t>Accept / release / forfeit deposits in line with tender rules.</w:t>
       </w:r>
     </w:p>
     <w:p>
@@ -1136,7 +1417,91 @@
         <w:rPr>
           <w:sz w:val="22"/>
         </w:rPr>
-        <w:t>Click “Send for Signature” on the document card.</w:t>
+        <w:t>Auto-audit every action into the Audit ledger.</w:t>
+      </w:r>
+    </w:p>
+    <w:p>
+      <w:pPr>
+        <w:jc w:val="center"/>
+      </w:pPr>
+      <w:r>
+        <w:drawing>
+          <wp:inline xmlns:a="http://schemas.openxmlformats.org/drawingml/2006/main" xmlns:pic="http://schemas.openxmlformats.org/drawingml/2006/picture">
+            <wp:extent cx="5760720" cy="3600450"/>
+            <wp:docPr id="8" name="Picture 8"/>
+            <wp:cNvGraphicFramePr>
+              <a:graphicFrameLocks noChangeAspect="1"/>
+            </wp:cNvGraphicFramePr>
+            <a:graphic>
+              <a:graphicData uri="http://schemas.openxmlformats.org/drawingml/2006/picture">
+                <pic:pic>
+                  <pic:nvPicPr>
+                    <pic:cNvPr id="0" name="12-escrow.jpg"/>
+                    <pic:cNvPicPr/>
+                  </pic:nvPicPr>
+                  <pic:blipFill>
+                    <a:blip r:embed="rId16"/>
+                    <a:stretch>
+                      <a:fillRect/>
+                    </a:stretch>
+                  </pic:blipFill>
+                  <pic:spPr>
+                    <a:xfrm>
+                      <a:off x="0" y="0"/>
+                      <a:ext cx="5760720" cy="3600450"/>
+                    </a:xfrm>
+                    <a:prstGeom prst="rect"/>
+                  </pic:spPr>
+                </pic:pic>
+              </a:graphicData>
+            </a:graphic>
+          </wp:inline>
+        </w:drawing>
+      </w:r>
+    </w:p>
+    <w:p>
+      <w:pPr>
+        <w:jc w:val="center"/>
+      </w:pPr>
+      <w:r>
+        <w:rPr>
+          <w:i/>
+          <w:color w:val="666666"/>
+          <w:sz w:val="18"/>
+        </w:rPr>
+        <w:t>Figure — Escrow (EMD)</w:t>
+      </w:r>
+    </w:p>
+    <w:p/>
+    <w:p/>
+    <w:p>
+      <w:r>
+        <w:rPr>
+          <w:b/>
+          <w:color w:val="0B2E4F"/>
+          <w:sz w:val="36"/>
+        </w:rPr>
+        <w:t>Chapter 9 — Evaluation &amp; L1 Comparison</w:t>
+      </w:r>
+    </w:p>
+    <w:p>
+      <w:r>
+        <w:rPr>
+          <w:b w:val="0"/>
+          <w:i w:val="0"/>
+          <w:sz w:val="22"/>
+        </w:rPr>
+        <w:t>The Evaluation tab lets committees score bids. L1 Comparison shows the lowest technically-qualified price.</w:t>
+      </w:r>
+    </w:p>
+    <w:p>
+      <w:r>
+        <w:rPr>
+          <w:b/>
+          <w:color w:val="0B2E4F"/>
+          <w:sz w:val="26"/>
+        </w:rPr>
+        <w:t>Steps</w:t>
       </w:r>
     </w:p>
     <w:p>
@@ -1147,7 +1512,339 @@
         <w:rPr>
           <w:sz w:val="22"/>
         </w:rPr>
-        <w:t>Choose delivery method: Embedded (in-browser) or Email.</w:t>
+        <w:t>Open Evaluation → pick the tender.</w:t>
+      </w:r>
+    </w:p>
+    <w:p>
+      <w:pPr>
+        <w:pStyle w:val="ListBullet"/>
+      </w:pPr>
+      <w:r>
+        <w:rPr>
+          <w:sz w:val="22"/>
+        </w:rPr>
+        <w:t>Enter technical scores per bidder (0–100).</w:t>
+      </w:r>
+    </w:p>
+    <w:p>
+      <w:pPr>
+        <w:pStyle w:val="ListBullet"/>
+      </w:pPr>
+      <w:r>
+        <w:rPr>
+          <w:sz w:val="22"/>
+        </w:rPr>
+        <w:t>Enter commercial scores — the system computes the weighted total.</w:t>
+      </w:r>
+    </w:p>
+    <w:p>
+      <w:pPr>
+        <w:pStyle w:val="ListBullet"/>
+      </w:pPr>
+      <w:r>
+        <w:rPr>
+          <w:sz w:val="22"/>
+        </w:rPr>
+        <w:t>The top-ranked bidder is highlighted.</w:t>
+      </w:r>
+    </w:p>
+    <w:p>
+      <w:pPr>
+        <w:pStyle w:val="ListBullet"/>
+      </w:pPr>
+      <w:r>
+        <w:rPr>
+          <w:sz w:val="22"/>
+        </w:rPr>
+        <w:t>Click “Award” — Award Letter, PO, SLA, and Contract are drafted automatically.</w:t>
+      </w:r>
+    </w:p>
+    <w:p>
+      <w:pPr>
+        <w:jc w:val="center"/>
+      </w:pPr>
+      <w:r>
+        <w:drawing>
+          <wp:inline xmlns:a="http://schemas.openxmlformats.org/drawingml/2006/main" xmlns:pic="http://schemas.openxmlformats.org/drawingml/2006/picture">
+            <wp:extent cx="5760720" cy="3600450"/>
+            <wp:docPr id="9" name="Picture 9"/>
+            <wp:cNvGraphicFramePr>
+              <a:graphicFrameLocks noChangeAspect="1"/>
+            </wp:cNvGraphicFramePr>
+            <a:graphic>
+              <a:graphicData uri="http://schemas.openxmlformats.org/drawingml/2006/picture">
+                <pic:pic>
+                  <pic:nvPicPr>
+                    <pic:cNvPr id="0" name="13-evaluation.jpg"/>
+                    <pic:cNvPicPr/>
+                  </pic:nvPicPr>
+                  <pic:blipFill>
+                    <a:blip r:embed="rId17"/>
+                    <a:stretch>
+                      <a:fillRect/>
+                    </a:stretch>
+                  </pic:blipFill>
+                  <pic:spPr>
+                    <a:xfrm>
+                      <a:off x="0" y="0"/>
+                      <a:ext cx="5760720" cy="3600450"/>
+                    </a:xfrm>
+                    <a:prstGeom prst="rect"/>
+                  </pic:spPr>
+                </pic:pic>
+              </a:graphicData>
+            </a:graphic>
+          </wp:inline>
+        </w:drawing>
+      </w:r>
+    </w:p>
+    <w:p>
+      <w:pPr>
+        <w:jc w:val="center"/>
+      </w:pPr>
+      <w:r>
+        <w:rPr>
+          <w:i/>
+          <w:color w:val="666666"/>
+          <w:sz w:val="18"/>
+        </w:rPr>
+        <w:t>Figure — Evaluation &amp; L1 Comparison</w:t>
+      </w:r>
+    </w:p>
+    <w:p/>
+    <w:p/>
+    <w:p>
+      <w:r>
+        <w:rPr>
+          <w:b/>
+          <w:color w:val="0B2E4F"/>
+          <w:sz w:val="36"/>
+        </w:rPr>
+        <w:t>Chapter 10 — Awards &amp; Purchase Orders</w:t>
+      </w:r>
+    </w:p>
+    <w:p>
+      <w:r>
+        <w:rPr>
+          <w:b w:val="0"/>
+          <w:i w:val="0"/>
+          <w:sz w:val="22"/>
+        </w:rPr>
+        <w:t>The moment a bid is awarded, PMC auto-generates the full document set: Purchase Order, SLA, and Contract / LOA.</w:t>
+      </w:r>
+    </w:p>
+    <w:p>
+      <w:r>
+        <w:rPr>
+          <w:b/>
+          <w:color w:val="0B2E4F"/>
+          <w:sz w:val="26"/>
+        </w:rPr>
+        <w:t>Card layout</w:t>
+      </w:r>
+    </w:p>
+    <w:p>
+      <w:pPr>
+        <w:pStyle w:val="ListBullet"/>
+      </w:pPr>
+      <w:r>
+        <w:rPr>
+          <w:sz w:val="22"/>
+        </w:rPr>
+        <w:t>Each award has three cards: Purchase Order, Service Level Agreement, Contract / LOA.</w:t>
+      </w:r>
+    </w:p>
+    <w:p>
+      <w:pPr>
+        <w:pStyle w:val="ListBullet"/>
+      </w:pPr>
+      <w:r>
+        <w:rPr>
+          <w:sz w:val="22"/>
+        </w:rPr>
+        <w:t>Each card shows the document number, issue date, file size.</w:t>
+      </w:r>
+    </w:p>
+    <w:p>
+      <w:pPr>
+        <w:pStyle w:val="ListBullet"/>
+      </w:pPr>
+      <w:r>
+        <w:rPr>
+          <w:sz w:val="22"/>
+        </w:rPr>
+        <w:t>Actions per card: Download PDF, Send for Signature.</w:t>
+      </w:r>
+    </w:p>
+    <w:p>
+      <w:pPr>
+        <w:pStyle w:val="ListBullet"/>
+      </w:pPr>
+      <w:r>
+        <w:rPr>
+          <w:sz w:val="22"/>
+        </w:rPr>
+        <w:t>“Regenerate documents” rebuilds the entire pack in one click if a template changes.</w:t>
+      </w:r>
+    </w:p>
+    <w:p>
+      <w:pPr>
+        <w:jc w:val="center"/>
+      </w:pPr>
+      <w:r>
+        <w:drawing>
+          <wp:inline xmlns:a="http://schemas.openxmlformats.org/drawingml/2006/main" xmlns:pic="http://schemas.openxmlformats.org/drawingml/2006/picture">
+            <wp:extent cx="5760720" cy="3600450"/>
+            <wp:docPr id="10" name="Picture 10"/>
+            <wp:cNvGraphicFramePr>
+              <a:graphicFrameLocks noChangeAspect="1"/>
+            </wp:cNvGraphicFramePr>
+            <a:graphic>
+              <a:graphicData uri="http://schemas.openxmlformats.org/drawingml/2006/picture">
+                <pic:pic>
+                  <pic:nvPicPr>
+                    <pic:cNvPr id="0" name="14-awards.jpg"/>
+                    <pic:cNvPicPr/>
+                  </pic:nvPicPr>
+                  <pic:blipFill>
+                    <a:blip r:embed="rId18"/>
+                    <a:stretch>
+                      <a:fillRect/>
+                    </a:stretch>
+                  </pic:blipFill>
+                  <pic:spPr>
+                    <a:xfrm>
+                      <a:off x="0" y="0"/>
+                      <a:ext cx="5760720" cy="3600450"/>
+                    </a:xfrm>
+                    <a:prstGeom prst="rect"/>
+                  </pic:spPr>
+                </pic:pic>
+              </a:graphicData>
+            </a:graphic>
+          </wp:inline>
+        </w:drawing>
+      </w:r>
+    </w:p>
+    <w:p>
+      <w:pPr>
+        <w:jc w:val="center"/>
+      </w:pPr>
+      <w:r>
+        <w:rPr>
+          <w:i/>
+          <w:color w:val="666666"/>
+          <w:sz w:val="18"/>
+        </w:rPr>
+        <w:t>Figure — Awards &amp; Purchase Orders</w:t>
+      </w:r>
+    </w:p>
+    <w:p/>
+    <w:p/>
+    <w:p>
+      <w:r>
+        <w:rPr>
+          <w:b/>
+          <w:color w:val="0B2E4F"/>
+          <w:sz w:val="36"/>
+        </w:rPr>
+        <w:t>Chapter 11 — DocuSign eSignature</w:t>
+      </w:r>
+    </w:p>
+    <w:p>
+      <w:r>
+        <w:rPr>
+          <w:b w:val="0"/>
+          <w:i w:val="0"/>
+          <w:sz w:val="22"/>
+        </w:rPr>
+        <w:t>PMC integrates DocuSign via JWT Grant + Connect Webhook. All award docs can be signed without leaving the portal.</w:t>
+      </w:r>
+    </w:p>
+    <w:p>
+      <w:r>
+        <w:rPr>
+          <w:b/>
+          <w:color w:val="0B2E4F"/>
+          <w:sz w:val="26"/>
+        </w:rPr>
+        <w:t>Connection panel</w:t>
+      </w:r>
+    </w:p>
+    <w:p>
+      <w:pPr>
+        <w:pStyle w:val="ListBullet"/>
+      </w:pPr>
+      <w:r>
+        <w:rPr>
+          <w:sz w:val="22"/>
+        </w:rPr>
+        <w:t>Environment: sandbox (or live once switched).</w:t>
+      </w:r>
+    </w:p>
+    <w:p>
+      <w:pPr>
+        <w:pStyle w:val="ListBullet"/>
+      </w:pPr>
+      <w:r>
+        <w:rPr>
+          <w:sz w:val="22"/>
+        </w:rPr>
+        <w:t>Credentials + User consent must show ✓ granted.</w:t>
+      </w:r>
+    </w:p>
+    <w:p>
+      <w:pPr>
+        <w:pStyle w:val="ListBullet"/>
+      </w:pPr>
+      <w:r>
+        <w:rPr>
+          <w:sz w:val="22"/>
+        </w:rPr>
+        <w:t>Account ID is masked for security.</w:t>
+      </w:r>
+    </w:p>
+    <w:p>
+      <w:r>
+        <w:rPr>
+          <w:b/>
+          <w:color w:val="0B2E4F"/>
+          <w:sz w:val="26"/>
+        </w:rPr>
+        <w:t>Requesting a signature</w:t>
+      </w:r>
+    </w:p>
+    <w:p>
+      <w:pPr>
+        <w:pStyle w:val="ListBullet"/>
+      </w:pPr>
+      <w:r>
+        <w:rPr>
+          <w:sz w:val="22"/>
+        </w:rPr>
+        <w:t>Pick the delivery mode: Embedded (in-browser, recommended) or Email.</w:t>
+      </w:r>
+    </w:p>
+    <w:p>
+      <w:pPr>
+        <w:pStyle w:val="ListBullet"/>
+      </w:pPr>
+      <w:r>
+        <w:rPr>
+          <w:sz w:val="22"/>
+        </w:rPr>
+        <w:t>Select the awarded bid + document (PO / SLA / Contract).</w:t>
+      </w:r>
+    </w:p>
+    <w:p>
+      <w:pPr>
+        <w:pStyle w:val="ListBullet"/>
+      </w:pPr>
+      <w:r>
+        <w:rPr>
+          <w:sz w:val="22"/>
+        </w:rPr>
+        <w:t>Click “Send” — status flips to “sent”, then “delivered”, then “completed” via webhook.</w:t>
       </w:r>
     </w:p>
     <w:p>
@@ -1163,13 +1860,76 @@
     </w:p>
     <w:p>
       <w:pPr>
-        <w:pStyle w:val="ListBullet"/>
+        <w:jc w:val="center"/>
+      </w:pPr>
+      <w:r>
+        <w:drawing>
+          <wp:inline xmlns:a="http://schemas.openxmlformats.org/drawingml/2006/main" xmlns:pic="http://schemas.openxmlformats.org/drawingml/2006/picture">
+            <wp:extent cx="5760720" cy="3600450"/>
+            <wp:docPr id="11" name="Picture 11"/>
+            <wp:cNvGraphicFramePr>
+              <a:graphicFrameLocks noChangeAspect="1"/>
+            </wp:cNvGraphicFramePr>
+            <a:graphic>
+              <a:graphicData uri="http://schemas.openxmlformats.org/drawingml/2006/picture">
+                <pic:pic>
+                  <pic:nvPicPr>
+                    <pic:cNvPr id="0" name="15-docusign.jpg"/>
+                    <pic:cNvPicPr/>
+                  </pic:nvPicPr>
+                  <pic:blipFill>
+                    <a:blip r:embed="rId19"/>
+                    <a:stretch>
+                      <a:fillRect/>
+                    </a:stretch>
+                  </pic:blipFill>
+                  <pic:spPr>
+                    <a:xfrm>
+                      <a:off x="0" y="0"/>
+                      <a:ext cx="5760720" cy="3600450"/>
+                    </a:xfrm>
+                    <a:prstGeom prst="rect"/>
+                  </pic:spPr>
+                </pic:pic>
+              </a:graphicData>
+            </a:graphic>
+          </wp:inline>
+        </w:drawing>
+      </w:r>
+    </w:p>
+    <w:p>
+      <w:pPr>
+        <w:jc w:val="center"/>
       </w:pPr>
       <w:r>
         <w:rPr>
+          <w:i/>
+          <w:color w:val="666666"/>
+          <w:sz w:val="18"/>
+        </w:rPr>
+        <w:t>Figure — DocuSign eSignature</w:t>
+      </w:r>
+    </w:p>
+    <w:p/>
+    <w:p/>
+    <w:p>
+      <w:r>
+        <w:rPr>
+          <w:b/>
+          <w:color w:val="0B2E4F"/>
+          <w:sz w:val="36"/>
+        </w:rPr>
+        <w:t>Chapter 12 — Reverse Auctions</w:t>
+      </w:r>
+    </w:p>
+    <w:p>
+      <w:r>
+        <w:rPr>
+          <w:b w:val="0"/>
+          <w:i w:val="0"/>
           <w:sz w:val="22"/>
         </w:rPr>
-        <w:t>The recipient signs; the status auto-updates via DocuSign webhook.</w:t>
+        <w:t>Live e-auctions let shortlisted vendors bid down in real time.</w:t>
       </w:r>
     </w:p>
     <w:p>
@@ -1177,9 +1937,9 @@
         <w:rPr>
           <w:b/>
           <w:color w:val="0B2E4F"/>
-          <w:sz w:val="36"/>
+          <w:sz w:val="26"/>
         </w:rPr>
-        <w:t>Chapter 11 — AI Audit Copilot</w:t>
+        <w:t>Steps</w:t>
       </w:r>
     </w:p>
     <w:p>
@@ -1190,7 +1950,7 @@
         <w:rPr>
           <w:sz w:val="22"/>
         </w:rPr>
-        <w:t>Open any tender document.</w:t>
+        <w:t>Open Reverse Auctions tab → schedule a new auction.</w:t>
       </w:r>
     </w:p>
     <w:p>
@@ -1201,7 +1961,7 @@
         <w:rPr>
           <w:sz w:val="22"/>
         </w:rPr>
-        <w:t>Click the “AI Audit” button on the toolbar.</w:t>
+        <w:t>Invite the shortlisted vendors.</w:t>
       </w:r>
     </w:p>
     <w:p>
@@ -1212,7 +1972,7 @@
         <w:rPr>
           <w:sz w:val="22"/>
         </w:rPr>
-        <w:t>The copilot summarises the document, flags risky clauses, and suggests improvements.</w:t>
+        <w:t>At the start time, vendors compete in a live price-drop.</w:t>
       </w:r>
     </w:p>
     <w:p>
@@ -1223,7 +1983,81 @@
         <w:rPr>
           <w:sz w:val="22"/>
         </w:rPr>
-        <w:t>Copy the suggestions into your evaluation notes.</w:t>
+        <w:t>Winner is captured automatically at auction close.</w:t>
+      </w:r>
+    </w:p>
+    <w:p>
+      <w:pPr>
+        <w:jc w:val="center"/>
+      </w:pPr>
+      <w:r>
+        <w:drawing>
+          <wp:inline xmlns:a="http://schemas.openxmlformats.org/drawingml/2006/main" xmlns:pic="http://schemas.openxmlformats.org/drawingml/2006/picture">
+            <wp:extent cx="5760720" cy="3600450"/>
+            <wp:docPr id="12" name="Picture 12"/>
+            <wp:cNvGraphicFramePr>
+              <a:graphicFrameLocks noChangeAspect="1"/>
+            </wp:cNvGraphicFramePr>
+            <a:graphic>
+              <a:graphicData uri="http://schemas.openxmlformats.org/drawingml/2006/picture">
+                <pic:pic>
+                  <pic:nvPicPr>
+                    <pic:cNvPr id="0" name="22-auctions.jpg"/>
+                    <pic:cNvPicPr/>
+                  </pic:nvPicPr>
+                  <pic:blipFill>
+                    <a:blip r:embed="rId20"/>
+                    <a:stretch>
+                      <a:fillRect/>
+                    </a:stretch>
+                  </pic:blipFill>
+                  <pic:spPr>
+                    <a:xfrm>
+                      <a:off x="0" y="0"/>
+                      <a:ext cx="5760720" cy="3600450"/>
+                    </a:xfrm>
+                    <a:prstGeom prst="rect"/>
+                  </pic:spPr>
+                </pic:pic>
+              </a:graphicData>
+            </a:graphic>
+          </wp:inline>
+        </w:drawing>
+      </w:r>
+    </w:p>
+    <w:p>
+      <w:pPr>
+        <w:jc w:val="center"/>
+      </w:pPr>
+      <w:r>
+        <w:rPr>
+          <w:i/>
+          <w:color w:val="666666"/>
+          <w:sz w:val="18"/>
+        </w:rPr>
+        <w:t>Figure — Reverse Auctions</w:t>
+      </w:r>
+    </w:p>
+    <w:p/>
+    <w:p/>
+    <w:p>
+      <w:r>
+        <w:rPr>
+          <w:b/>
+          <w:color w:val="0B2E4F"/>
+          <w:sz w:val="36"/>
+        </w:rPr>
+        <w:t>Chapter 13 — Meetings</w:t>
+      </w:r>
+    </w:p>
+    <w:p>
+      <w:r>
+        <w:rPr>
+          <w:b w:val="0"/>
+          <w:i w:val="0"/>
+          <w:sz w:val="22"/>
+        </w:rPr>
+        <w:t>Pre-bid conferences and clarification meetings — hosted via Zoom or Jitsi links from within the portal.</w:t>
       </w:r>
     </w:p>
     <w:p>
@@ -1231,9 +2065,9 @@
         <w:rPr>
           <w:b/>
           <w:color w:val="0B2E4F"/>
-          <w:sz w:val="36"/>
+          <w:sz w:val="26"/>
         </w:rPr>
-        <w:t>Chapter 12 — Vendor Intelligence</w:t>
+        <w:t>Steps</w:t>
       </w:r>
     </w:p>
     <w:p>
@@ -1244,7 +2078,7 @@
         <w:rPr>
           <w:sz w:val="22"/>
         </w:rPr>
-        <w:t>Open Vendor Intelligence.</w:t>
+        <w:t>Meetings tab → “Schedule meeting”.</w:t>
       </w:r>
     </w:p>
     <w:p>
@@ -1255,7 +2089,7 @@
         <w:rPr>
           <w:sz w:val="22"/>
         </w:rPr>
-        <w:t>Search a vendor by name or tax ID.</w:t>
+        <w:t>Pick provider (Zoom / Jitsi), date/time, attendees.</w:t>
       </w:r>
     </w:p>
     <w:p>
@@ -1266,7 +2100,296 @@
         <w:rPr>
           <w:sz w:val="22"/>
         </w:rPr>
-        <w:t>Review their performance score, past awards, and risk flags.</w:t>
+        <w:t>The system emails join links + posts to the Notice Board.</w:t>
+      </w:r>
+    </w:p>
+    <w:p>
+      <w:pPr>
+        <w:pStyle w:val="ListBullet"/>
+      </w:pPr>
+      <w:r>
+        <w:rPr>
+          <w:sz w:val="22"/>
+        </w:rPr>
+        <w:t>Recordings and minutes attach back to the tender package.</w:t>
+      </w:r>
+    </w:p>
+    <w:p>
+      <w:pPr>
+        <w:jc w:val="center"/>
+      </w:pPr>
+      <w:r>
+        <w:drawing>
+          <wp:inline xmlns:a="http://schemas.openxmlformats.org/drawingml/2006/main" xmlns:pic="http://schemas.openxmlformats.org/drawingml/2006/picture">
+            <wp:extent cx="5760720" cy="3600450"/>
+            <wp:docPr id="13" name="Picture 13"/>
+            <wp:cNvGraphicFramePr>
+              <a:graphicFrameLocks noChangeAspect="1"/>
+            </wp:cNvGraphicFramePr>
+            <a:graphic>
+              <a:graphicData uri="http://schemas.openxmlformats.org/drawingml/2006/picture">
+                <pic:pic>
+                  <pic:nvPicPr>
+                    <pic:cNvPr id="0" name="21-meetings.jpg"/>
+                    <pic:cNvPicPr/>
+                  </pic:nvPicPr>
+                  <pic:blipFill>
+                    <a:blip r:embed="rId21"/>
+                    <a:stretch>
+                      <a:fillRect/>
+                    </a:stretch>
+                  </pic:blipFill>
+                  <pic:spPr>
+                    <a:xfrm>
+                      <a:off x="0" y="0"/>
+                      <a:ext cx="5760720" cy="3600450"/>
+                    </a:xfrm>
+                    <a:prstGeom prst="rect"/>
+                  </pic:spPr>
+                </pic:pic>
+              </a:graphicData>
+            </a:graphic>
+          </wp:inline>
+        </w:drawing>
+      </w:r>
+    </w:p>
+    <w:p>
+      <w:pPr>
+        <w:jc w:val="center"/>
+      </w:pPr>
+      <w:r>
+        <w:rPr>
+          <w:i/>
+          <w:color w:val="666666"/>
+          <w:sz w:val="18"/>
+        </w:rPr>
+        <w:t>Figure — Meetings</w:t>
+      </w:r>
+    </w:p>
+    <w:p/>
+    <w:p/>
+    <w:p>
+      <w:r>
+        <w:rPr>
+          <w:b/>
+          <w:color w:val="0B2E4F"/>
+          <w:sz w:val="36"/>
+        </w:rPr>
+        <w:t>Chapter 14 — BOQ &amp; Contracts</w:t>
+      </w:r>
+    </w:p>
+    <w:p>
+      <w:r>
+        <w:rPr>
+          <w:b w:val="0"/>
+          <w:i w:val="0"/>
+          <w:sz w:val="22"/>
+        </w:rPr>
+        <w:t>Bill-of-Quantities builder feeds the Contract module. Every line item can be tagged with a UNSPSC code.</w:t>
+      </w:r>
+    </w:p>
+    <w:p>
+      <w:r>
+        <w:rPr>
+          <w:b/>
+          <w:color w:val="0B2E4F"/>
+          <w:sz w:val="26"/>
+        </w:rPr>
+        <w:t>Steps</w:t>
+      </w:r>
+    </w:p>
+    <w:p>
+      <w:pPr>
+        <w:pStyle w:val="ListBullet"/>
+      </w:pPr>
+      <w:r>
+        <w:rPr>
+          <w:sz w:val="22"/>
+        </w:rPr>
+        <w:t>Open BOQ &amp; Contracts inside the tender you are drafting.</w:t>
+      </w:r>
+    </w:p>
+    <w:p>
+      <w:pPr>
+        <w:pStyle w:val="ListBullet"/>
+      </w:pPr>
+      <w:r>
+        <w:rPr>
+          <w:sz w:val="22"/>
+        </w:rPr>
+        <w:t>Click “+ Add Line Item”.</w:t>
+      </w:r>
+    </w:p>
+    <w:p>
+      <w:pPr>
+        <w:pStyle w:val="ListBullet"/>
+      </w:pPr>
+      <w:r>
+        <w:rPr>
+          <w:sz w:val="22"/>
+        </w:rPr>
+        <w:t>Enter description, unit, quantity, and rate.</w:t>
+      </w:r>
+    </w:p>
+    <w:p>
+      <w:pPr>
+        <w:pStyle w:val="ListBullet"/>
+      </w:pPr>
+      <w:r>
+        <w:rPr>
+          <w:sz w:val="22"/>
+        </w:rPr>
+        <w:t>Attach the correct UNSPSC code from the picker.</w:t>
+      </w:r>
+    </w:p>
+    <w:p>
+      <w:pPr>
+        <w:pStyle w:val="ListBullet"/>
+      </w:pPr>
+      <w:r>
+        <w:rPr>
+          <w:sz w:val="22"/>
+        </w:rPr>
+        <w:t>Save — totals auto-calculate.</w:t>
+      </w:r>
+    </w:p>
+    <w:p>
+      <w:pPr>
+        <w:pStyle w:val="ListBullet"/>
+      </w:pPr>
+      <w:r>
+        <w:rPr>
+          <w:sz w:val="22"/>
+        </w:rPr>
+        <w:t>Export the BOQ as PDF or Excel from the top-right menu.</w:t>
+      </w:r>
+    </w:p>
+    <w:p>
+      <w:pPr>
+        <w:jc w:val="center"/>
+      </w:pPr>
+      <w:r>
+        <w:drawing>
+          <wp:inline xmlns:a="http://schemas.openxmlformats.org/drawingml/2006/main" xmlns:pic="http://schemas.openxmlformats.org/drawingml/2006/picture">
+            <wp:extent cx="5760720" cy="3600450"/>
+            <wp:docPr id="14" name="Picture 14"/>
+            <wp:cNvGraphicFramePr>
+              <a:graphicFrameLocks noChangeAspect="1"/>
+            </wp:cNvGraphicFramePr>
+            <a:graphic>
+              <a:graphicData uri="http://schemas.openxmlformats.org/drawingml/2006/picture">
+                <pic:pic>
+                  <pic:nvPicPr>
+                    <pic:cNvPr id="0" name="16-boq.jpg"/>
+                    <pic:cNvPicPr/>
+                  </pic:nvPicPr>
+                  <pic:blipFill>
+                    <a:blip r:embed="rId22"/>
+                    <a:stretch>
+                      <a:fillRect/>
+                    </a:stretch>
+                  </pic:blipFill>
+                  <pic:spPr>
+                    <a:xfrm>
+                      <a:off x="0" y="0"/>
+                      <a:ext cx="5760720" cy="3600450"/>
+                    </a:xfrm>
+                    <a:prstGeom prst="rect"/>
+                  </pic:spPr>
+                </pic:pic>
+              </a:graphicData>
+            </a:graphic>
+          </wp:inline>
+        </w:drawing>
+      </w:r>
+    </w:p>
+    <w:p>
+      <w:pPr>
+        <w:jc w:val="center"/>
+      </w:pPr>
+      <w:r>
+        <w:rPr>
+          <w:i/>
+          <w:color w:val="666666"/>
+          <w:sz w:val="18"/>
+        </w:rPr>
+        <w:t>Figure — BOQ &amp; Contracts</w:t>
+      </w:r>
+    </w:p>
+    <w:p/>
+    <w:p/>
+    <w:p>
+      <w:r>
+        <w:rPr>
+          <w:b/>
+          <w:color w:val="0B2E4F"/>
+          <w:sz w:val="36"/>
+        </w:rPr>
+        <w:t>Chapter 15 — Vendor Intelligence</w:t>
+      </w:r>
+    </w:p>
+    <w:p>
+      <w:r>
+        <w:rPr>
+          <w:b w:val="0"/>
+          <w:i w:val="0"/>
+          <w:sz w:val="22"/>
+        </w:rPr>
+        <w:t>A 360° view of each supplier: performance history, risk flags, past awards.</w:t>
+      </w:r>
+    </w:p>
+    <w:p>
+      <w:r>
+        <w:rPr>
+          <w:b/>
+          <w:color w:val="0B2E4F"/>
+          <w:sz w:val="26"/>
+        </w:rPr>
+        <w:t>What you see</w:t>
+      </w:r>
+    </w:p>
+    <w:p>
+      <w:pPr>
+        <w:pStyle w:val="ListBullet"/>
+      </w:pPr>
+      <w:r>
+        <w:rPr>
+          <w:sz w:val="22"/>
+        </w:rPr>
+        <w:t>Search by name or tax ID.</w:t>
+      </w:r>
+    </w:p>
+    <w:p>
+      <w:pPr>
+        <w:pStyle w:val="ListBullet"/>
+      </w:pPr>
+      <w:r>
+        <w:rPr>
+          <w:sz w:val="22"/>
+        </w:rPr>
+        <w:t>Vendor performance score.</w:t>
+      </w:r>
+    </w:p>
+    <w:p>
+      <w:pPr>
+        <w:pStyle w:val="ListBullet"/>
+      </w:pPr>
+      <w:r>
+        <w:rPr>
+          <w:sz w:val="22"/>
+        </w:rPr>
+        <w:t>Award / bid history.</w:t>
+      </w:r>
+    </w:p>
+    <w:p>
+      <w:pPr>
+        <w:pStyle w:val="ListBullet"/>
+      </w:pPr>
+      <w:r>
+        <w:rPr>
+          <w:sz w:val="22"/>
+        </w:rPr>
+        <w:t>Risk flags — sanctions, blacklists, poor delivery scores.</w:t>
       </w:r>
     </w:p>
     <w:p>
@@ -1281,57 +2404,77 @@
       </w:r>
     </w:p>
     <w:p>
+      <w:pPr>
+        <w:jc w:val="center"/>
+      </w:pPr>
+      <w:r>
+        <w:drawing>
+          <wp:inline xmlns:a="http://schemas.openxmlformats.org/drawingml/2006/main" xmlns:pic="http://schemas.openxmlformats.org/drawingml/2006/picture">
+            <wp:extent cx="5760720" cy="3600450"/>
+            <wp:docPr id="15" name="Picture 15"/>
+            <wp:cNvGraphicFramePr>
+              <a:graphicFrameLocks noChangeAspect="1"/>
+            </wp:cNvGraphicFramePr>
+            <a:graphic>
+              <a:graphicData uri="http://schemas.openxmlformats.org/drawingml/2006/picture">
+                <pic:pic>
+                  <pic:nvPicPr>
+                    <pic:cNvPr id="0" name="17-vintel.jpg"/>
+                    <pic:cNvPicPr/>
+                  </pic:nvPicPr>
+                  <pic:blipFill>
+                    <a:blip r:embed="rId23"/>
+                    <a:stretch>
+                      <a:fillRect/>
+                    </a:stretch>
+                  </pic:blipFill>
+                  <pic:spPr>
+                    <a:xfrm>
+                      <a:off x="0" y="0"/>
+                      <a:ext cx="5760720" cy="3600450"/>
+                    </a:xfrm>
+                    <a:prstGeom prst="rect"/>
+                  </pic:spPr>
+                </pic:pic>
+              </a:graphicData>
+            </a:graphic>
+          </wp:inline>
+        </w:drawing>
+      </w:r>
+    </w:p>
+    <w:p>
+      <w:pPr>
+        <w:jc w:val="center"/>
+      </w:pPr>
+      <w:r>
+        <w:rPr>
+          <w:i/>
+          <w:color w:val="666666"/>
+          <w:sz w:val="18"/>
+        </w:rPr>
+        <w:t>Figure — Vendor Intelligence</w:t>
+      </w:r>
+    </w:p>
+    <w:p/>
+    <w:p/>
+    <w:p>
       <w:r>
         <w:rPr>
           <w:b/>
           <w:color w:val="0B2E4F"/>
           <w:sz w:val="36"/>
         </w:rPr>
-        <w:t>Chapter 13 — Profile &amp; Security</w:t>
+        <w:t>Chapter 16 — Product Catalog</w:t>
       </w:r>
     </w:p>
     <w:p>
-      <w:pPr>
-        <w:pStyle w:val="ListBullet"/>
-      </w:pPr>
       <w:r>
         <w:rPr>
+          <w:b w:val="0"/>
+          <w:i w:val="0"/>
           <w:sz w:val="22"/>
         </w:rPr>
-        <w:t>Click your avatar in the top-right corner.</w:t>
-      </w:r>
-    </w:p>
-    <w:p>
-      <w:pPr>
-        <w:pStyle w:val="ListBullet"/>
-      </w:pPr>
-      <w:r>
-        <w:rPr>
-          <w:sz w:val="22"/>
-        </w:rPr>
-        <w:t>Choose “Change Password” — enter old + new password.</w:t>
-      </w:r>
-    </w:p>
-    <w:p>
-      <w:pPr>
-        <w:pStyle w:val="ListBullet"/>
-      </w:pPr>
-      <w:r>
-        <w:rPr>
-          <w:sz w:val="22"/>
-        </w:rPr>
-        <w:t>Enable “Notification Preferences” to control email alerts.</w:t>
-      </w:r>
-    </w:p>
-    <w:p>
-      <w:pPr>
-        <w:pStyle w:val="ListBullet"/>
-      </w:pPr>
-      <w:r>
-        <w:rPr>
-          <w:sz w:val="22"/>
-        </w:rPr>
-        <w:t>Always log out on shared computers.</w:t>
+        <w:t>The commercial engine. Publish catalog items that vendors can subscribe to or purchase via Stripe.</w:t>
       </w:r>
     </w:p>
     <w:p>
@@ -1339,9 +2482,9 @@
         <w:rPr>
           <w:b/>
           <w:color w:val="0B2E4F"/>
-          <w:sz w:val="36"/>
+          <w:sz w:val="26"/>
         </w:rPr>
-        <w:t>Chapter 14 — Trainee Daily Checklist</w:t>
+        <w:t>Admin actions</w:t>
       </w:r>
     </w:p>
     <w:p>
@@ -1352,7 +2495,7 @@
         <w:rPr>
           <w:sz w:val="22"/>
         </w:rPr>
-        <w:t>Log in and skim the KPI cards.</w:t>
+        <w:t>Add / edit catalog items.</w:t>
       </w:r>
     </w:p>
     <w:p>
@@ -1363,7 +2506,7 @@
         <w:rPr>
           <w:sz w:val="22"/>
         </w:rPr>
-        <w:t>Check pending vendor approvals.</w:t>
+        <w:t>Set price, tax code, description, imagery.</w:t>
       </w:r>
     </w:p>
     <w:p>
@@ -1374,7 +2517,7 @@
         <w:rPr>
           <w:sz w:val="22"/>
         </w:rPr>
-        <w:t>Review tenders closing within 48 hours.</w:t>
+        <w:t>Enable Stripe checkout per item.</w:t>
       </w:r>
     </w:p>
     <w:p>
@@ -1385,7 +2528,91 @@
         <w:rPr>
           <w:sz w:val="22"/>
         </w:rPr>
-        <w:t>Confirm no bids are stuck in “Awaiting Envelope Open”.</w:t>
+        <w:t>Track engagements and quotes.</w:t>
+      </w:r>
+    </w:p>
+    <w:p>
+      <w:pPr>
+        <w:jc w:val="center"/>
+      </w:pPr>
+      <w:r>
+        <w:drawing>
+          <wp:inline xmlns:a="http://schemas.openxmlformats.org/drawingml/2006/main" xmlns:pic="http://schemas.openxmlformats.org/drawingml/2006/picture">
+            <wp:extent cx="5760720" cy="3600450"/>
+            <wp:docPr id="16" name="Picture 16"/>
+            <wp:cNvGraphicFramePr>
+              <a:graphicFrameLocks noChangeAspect="1"/>
+            </wp:cNvGraphicFramePr>
+            <a:graphic>
+              <a:graphicData uri="http://schemas.openxmlformats.org/drawingml/2006/picture">
+                <pic:pic>
+                  <pic:nvPicPr>
+                    <pic:cNvPr id="0" name="19-catalog.jpg"/>
+                    <pic:cNvPicPr/>
+                  </pic:nvPicPr>
+                  <pic:blipFill>
+                    <a:blip r:embed="rId24"/>
+                    <a:stretch>
+                      <a:fillRect/>
+                    </a:stretch>
+                  </pic:blipFill>
+                  <pic:spPr>
+                    <a:xfrm>
+                      <a:off x="0" y="0"/>
+                      <a:ext cx="5760720" cy="3600450"/>
+                    </a:xfrm>
+                    <a:prstGeom prst="rect"/>
+                  </pic:spPr>
+                </pic:pic>
+              </a:graphicData>
+            </a:graphic>
+          </wp:inline>
+        </w:drawing>
+      </w:r>
+    </w:p>
+    <w:p>
+      <w:pPr>
+        <w:jc w:val="center"/>
+      </w:pPr>
+      <w:r>
+        <w:rPr>
+          <w:i/>
+          <w:color w:val="666666"/>
+          <w:sz w:val="18"/>
+        </w:rPr>
+        <w:t>Figure — Product Catalog</w:t>
+      </w:r>
+    </w:p>
+    <w:p/>
+    <w:p/>
+    <w:p>
+      <w:r>
+        <w:rPr>
+          <w:b/>
+          <w:color w:val="0B2E4F"/>
+          <w:sz w:val="36"/>
+        </w:rPr>
+        <w:t>Chapter 17 — Stakeholder Reports</w:t>
+      </w:r>
+    </w:p>
+    <w:p>
+      <w:r>
+        <w:rPr>
+          <w:b w:val="0"/>
+          <w:i w:val="0"/>
+          <w:sz w:val="22"/>
+        </w:rPr>
+        <w:t>One-click exports of the portfolio for management, board packs, and investor updates.</w:t>
+      </w:r>
+    </w:p>
+    <w:p>
+      <w:r>
+        <w:rPr>
+          <w:b/>
+          <w:color w:val="0B2E4F"/>
+          <w:sz w:val="26"/>
+        </w:rPr>
+        <w:t>What you can export</w:t>
       </w:r>
     </w:p>
     <w:p>
@@ -1396,7 +2623,924 @@
         <w:rPr>
           <w:sz w:val="22"/>
         </w:rPr>
-        <w:t>Verify DocuSign envelopes have refreshed status.</w:t>
+        <w:t>Tender pipeline snapshot.</w:t>
+      </w:r>
+    </w:p>
+    <w:p>
+      <w:pPr>
+        <w:pStyle w:val="ListBullet"/>
+      </w:pPr>
+      <w:r>
+        <w:rPr>
+          <w:sz w:val="22"/>
+        </w:rPr>
+        <w:t>Awarded contracts by tenant / country / period.</w:t>
+      </w:r>
+    </w:p>
+    <w:p>
+      <w:pPr>
+        <w:pStyle w:val="ListBullet"/>
+      </w:pPr>
+      <w:r>
+        <w:rPr>
+          <w:sz w:val="22"/>
+        </w:rPr>
+        <w:t>Vendor onboarding funnel.</w:t>
+      </w:r>
+    </w:p>
+    <w:p>
+      <w:pPr>
+        <w:pStyle w:val="ListBullet"/>
+      </w:pPr>
+      <w:r>
+        <w:rPr>
+          <w:sz w:val="22"/>
+        </w:rPr>
+        <w:t>EMD collection ledger.</w:t>
+      </w:r>
+    </w:p>
+    <w:p>
+      <w:pPr>
+        <w:jc w:val="center"/>
+      </w:pPr>
+      <w:r>
+        <w:drawing>
+          <wp:inline xmlns:a="http://schemas.openxmlformats.org/drawingml/2006/main" xmlns:pic="http://schemas.openxmlformats.org/drawingml/2006/picture">
+            <wp:extent cx="5760720" cy="3600450"/>
+            <wp:docPr id="17" name="Picture 17"/>
+            <wp:cNvGraphicFramePr>
+              <a:graphicFrameLocks noChangeAspect="1"/>
+            </wp:cNvGraphicFramePr>
+            <a:graphic>
+              <a:graphicData uri="http://schemas.openxmlformats.org/drawingml/2006/picture">
+                <pic:pic>
+                  <pic:nvPicPr>
+                    <pic:cNvPr id="0" name="20-reports.jpg"/>
+                    <pic:cNvPicPr/>
+                  </pic:nvPicPr>
+                  <pic:blipFill>
+                    <a:blip r:embed="rId25"/>
+                    <a:stretch>
+                      <a:fillRect/>
+                    </a:stretch>
+                  </pic:blipFill>
+                  <pic:spPr>
+                    <a:xfrm>
+                      <a:off x="0" y="0"/>
+                      <a:ext cx="5760720" cy="3600450"/>
+                    </a:xfrm>
+                    <a:prstGeom prst="rect"/>
+                  </pic:spPr>
+                </pic:pic>
+              </a:graphicData>
+            </a:graphic>
+          </wp:inline>
+        </w:drawing>
+      </w:r>
+    </w:p>
+    <w:p>
+      <w:pPr>
+        <w:jc w:val="center"/>
+      </w:pPr>
+      <w:r>
+        <w:rPr>
+          <w:i/>
+          <w:color w:val="666666"/>
+          <w:sz w:val="18"/>
+        </w:rPr>
+        <w:t>Figure — Stakeholder Reports</w:t>
+      </w:r>
+    </w:p>
+    <w:p/>
+    <w:p/>
+    <w:p>
+      <w:r>
+        <w:rPr>
+          <w:b/>
+          <w:color w:val="0B2E4F"/>
+          <w:sz w:val="36"/>
+        </w:rPr>
+        <w:t>Chapter 18 — Masters</w:t>
+      </w:r>
+    </w:p>
+    <w:p>
+      <w:r>
+        <w:rPr>
+          <w:b w:val="0"/>
+          <w:i w:val="0"/>
+          <w:sz w:val="22"/>
+        </w:rPr>
+        <w:t>System-wide reference data: tenants, currencies, tax codes, notice templates. Keep this tidy.</w:t>
+      </w:r>
+    </w:p>
+    <w:p>
+      <w:r>
+        <w:rPr>
+          <w:b/>
+          <w:color w:val="0B2E4F"/>
+          <w:sz w:val="26"/>
+        </w:rPr>
+        <w:t>Rules</w:t>
+      </w:r>
+    </w:p>
+    <w:p>
+      <w:pPr>
+        <w:pStyle w:val="ListBullet"/>
+      </w:pPr>
+      <w:r>
+        <w:rPr>
+          <w:sz w:val="22"/>
+        </w:rPr>
+        <w:t>Only Master Admins can edit masters.</w:t>
+      </w:r>
+    </w:p>
+    <w:p>
+      <w:pPr>
+        <w:pStyle w:val="ListBullet"/>
+      </w:pPr>
+      <w:r>
+        <w:rPr>
+          <w:sz w:val="22"/>
+        </w:rPr>
+        <w:t>Every change writes to the Audit ledger.</w:t>
+      </w:r>
+    </w:p>
+    <w:p>
+      <w:pPr>
+        <w:pStyle w:val="ListBullet"/>
+      </w:pPr>
+      <w:r>
+        <w:rPr>
+          <w:sz w:val="22"/>
+        </w:rPr>
+        <w:t>Deleting a master row is soft-delete — it is preserved for compliance.</w:t>
+      </w:r>
+    </w:p>
+    <w:p>
+      <w:pPr>
+        <w:jc w:val="center"/>
+      </w:pPr>
+      <w:r>
+        <w:drawing>
+          <wp:inline xmlns:a="http://schemas.openxmlformats.org/drawingml/2006/main" xmlns:pic="http://schemas.openxmlformats.org/drawingml/2006/picture">
+            <wp:extent cx="5760720" cy="3600450"/>
+            <wp:docPr id="18" name="Picture 18"/>
+            <wp:cNvGraphicFramePr>
+              <a:graphicFrameLocks noChangeAspect="1"/>
+            </wp:cNvGraphicFramePr>
+            <a:graphic>
+              <a:graphicData uri="http://schemas.openxmlformats.org/drawingml/2006/picture">
+                <pic:pic>
+                  <pic:nvPicPr>
+                    <pic:cNvPr id="0" name="23-masters.jpg"/>
+                    <pic:cNvPicPr/>
+                  </pic:nvPicPr>
+                  <pic:blipFill>
+                    <a:blip r:embed="rId26"/>
+                    <a:stretch>
+                      <a:fillRect/>
+                    </a:stretch>
+                  </pic:blipFill>
+                  <pic:spPr>
+                    <a:xfrm>
+                      <a:off x="0" y="0"/>
+                      <a:ext cx="5760720" cy="3600450"/>
+                    </a:xfrm>
+                    <a:prstGeom prst="rect"/>
+                  </pic:spPr>
+                </pic:pic>
+              </a:graphicData>
+            </a:graphic>
+          </wp:inline>
+        </w:drawing>
+      </w:r>
+    </w:p>
+    <w:p>
+      <w:pPr>
+        <w:jc w:val="center"/>
+      </w:pPr>
+      <w:r>
+        <w:rPr>
+          <w:i/>
+          <w:color w:val="666666"/>
+          <w:sz w:val="18"/>
+        </w:rPr>
+        <w:t>Figure — Masters</w:t>
+      </w:r>
+    </w:p>
+    <w:p/>
+    <w:p/>
+    <w:p>
+      <w:r>
+        <w:rPr>
+          <w:b/>
+          <w:color w:val="0B2E4F"/>
+          <w:sz w:val="36"/>
+        </w:rPr>
+        <w:t>Chapter 19 — Registrations Queue</w:t>
+      </w:r>
+    </w:p>
+    <w:p>
+      <w:r>
+        <w:rPr>
+          <w:b w:val="0"/>
+          <w:i w:val="0"/>
+          <w:sz w:val="22"/>
+        </w:rPr>
+        <w:t>The KYC officer’s daily inbox — every pending vendor registration lives here.</w:t>
+      </w:r>
+    </w:p>
+    <w:p>
+      <w:r>
+        <w:rPr>
+          <w:b/>
+          <w:color w:val="0B2E4F"/>
+          <w:sz w:val="26"/>
+        </w:rPr>
+        <w:t>Daily rhythm</w:t>
+      </w:r>
+    </w:p>
+    <w:p>
+      <w:pPr>
+        <w:pStyle w:val="ListBullet"/>
+      </w:pPr>
+      <w:r>
+        <w:rPr>
+          <w:sz w:val="22"/>
+        </w:rPr>
+        <w:t>Open Registrations first thing every morning.</w:t>
+      </w:r>
+    </w:p>
+    <w:p>
+      <w:pPr>
+        <w:pStyle w:val="ListBullet"/>
+      </w:pPr>
+      <w:r>
+        <w:rPr>
+          <w:sz w:val="22"/>
+        </w:rPr>
+        <w:t>Sort by submission date ascending — oldest first.</w:t>
+      </w:r>
+    </w:p>
+    <w:p>
+      <w:pPr>
+        <w:pStyle w:val="ListBullet"/>
+      </w:pPr>
+      <w:r>
+        <w:rPr>
+          <w:sz w:val="22"/>
+        </w:rPr>
+        <w:t>Approve, return-for-correction, or reject with a reason (visible to the vendor).</w:t>
+      </w:r>
+    </w:p>
+    <w:p>
+      <w:pPr>
+        <w:jc w:val="center"/>
+      </w:pPr>
+      <w:r>
+        <w:drawing>
+          <wp:inline xmlns:a="http://schemas.openxmlformats.org/drawingml/2006/main" xmlns:pic="http://schemas.openxmlformats.org/drawingml/2006/picture">
+            <wp:extent cx="5760720" cy="3600450"/>
+            <wp:docPr id="19" name="Picture 19"/>
+            <wp:cNvGraphicFramePr>
+              <a:graphicFrameLocks noChangeAspect="1"/>
+            </wp:cNvGraphicFramePr>
+            <a:graphic>
+              <a:graphicData uri="http://schemas.openxmlformats.org/drawingml/2006/picture">
+                <pic:pic>
+                  <pic:nvPicPr>
+                    <pic:cNvPr id="0" name="07-registrations.jpg"/>
+                    <pic:cNvPicPr/>
+                  </pic:nvPicPr>
+                  <pic:blipFill>
+                    <a:blip r:embed="rId27"/>
+                    <a:stretch>
+                      <a:fillRect/>
+                    </a:stretch>
+                  </pic:blipFill>
+                  <pic:spPr>
+                    <a:xfrm>
+                      <a:off x="0" y="0"/>
+                      <a:ext cx="5760720" cy="3600450"/>
+                    </a:xfrm>
+                    <a:prstGeom prst="rect"/>
+                  </pic:spPr>
+                </pic:pic>
+              </a:graphicData>
+            </a:graphic>
+          </wp:inline>
+        </w:drawing>
+      </w:r>
+    </w:p>
+    <w:p>
+      <w:pPr>
+        <w:jc w:val="center"/>
+      </w:pPr>
+      <w:r>
+        <w:rPr>
+          <w:i/>
+          <w:color w:val="666666"/>
+          <w:sz w:val="18"/>
+        </w:rPr>
+        <w:t>Figure — Registrations Queue</w:t>
+      </w:r>
+    </w:p>
+    <w:p/>
+    <w:p/>
+    <w:p>
+      <w:r>
+        <w:rPr>
+          <w:b/>
+          <w:color w:val="0B2E4F"/>
+          <w:sz w:val="36"/>
+        </w:rPr>
+        <w:t>Chapter 20 — Audit Trail</w:t>
+      </w:r>
+    </w:p>
+    <w:p>
+      <w:r>
+        <w:rPr>
+          <w:b w:val="0"/>
+          <w:i w:val="0"/>
+          <w:sz w:val="22"/>
+        </w:rPr>
+        <w:t>Every action in PMC is written to a SHA-256 hash-chained ledger. Nothing can be quietly changed.</w:t>
+      </w:r>
+    </w:p>
+    <w:p>
+      <w:r>
+        <w:rPr>
+          <w:b/>
+          <w:color w:val="0B2E4F"/>
+          <w:sz w:val="26"/>
+        </w:rPr>
+        <w:t>What to check weekly</w:t>
+      </w:r>
+    </w:p>
+    <w:p>
+      <w:pPr>
+        <w:pStyle w:val="ListBullet"/>
+      </w:pPr>
+      <w:r>
+        <w:rPr>
+          <w:sz w:val="22"/>
+        </w:rPr>
+        <w:t>Number of admin logins vs expected staff.</w:t>
+      </w:r>
+    </w:p>
+    <w:p>
+      <w:pPr>
+        <w:pStyle w:val="ListBullet"/>
+      </w:pPr>
+      <w:r>
+        <w:rPr>
+          <w:sz w:val="22"/>
+        </w:rPr>
+        <w:t>Password change events.</w:t>
+      </w:r>
+    </w:p>
+    <w:p>
+      <w:pPr>
+        <w:pStyle w:val="ListBullet"/>
+      </w:pPr>
+      <w:r>
+        <w:rPr>
+          <w:sz w:val="22"/>
+        </w:rPr>
+        <w:t>Any hash-chain gap → click “Verify chain” to reassure yourself.</w:t>
+      </w:r>
+    </w:p>
+    <w:p>
+      <w:pPr>
+        <w:jc w:val="center"/>
+      </w:pPr>
+      <w:r>
+        <w:drawing>
+          <wp:inline xmlns:a="http://schemas.openxmlformats.org/drawingml/2006/main" xmlns:pic="http://schemas.openxmlformats.org/drawingml/2006/picture">
+            <wp:extent cx="5760720" cy="3600450"/>
+            <wp:docPr id="20" name="Picture 20"/>
+            <wp:cNvGraphicFramePr>
+              <a:graphicFrameLocks noChangeAspect="1"/>
+            </wp:cNvGraphicFramePr>
+            <a:graphic>
+              <a:graphicData uri="http://schemas.openxmlformats.org/drawingml/2006/picture">
+                <pic:pic>
+                  <pic:nvPicPr>
+                    <pic:cNvPr id="0" name="24-audit.jpg"/>
+                    <pic:cNvPicPr/>
+                  </pic:nvPicPr>
+                  <pic:blipFill>
+                    <a:blip r:embed="rId28"/>
+                    <a:stretch>
+                      <a:fillRect/>
+                    </a:stretch>
+                  </pic:blipFill>
+                  <pic:spPr>
+                    <a:xfrm>
+                      <a:off x="0" y="0"/>
+                      <a:ext cx="5760720" cy="3600450"/>
+                    </a:xfrm>
+                    <a:prstGeom prst="rect"/>
+                  </pic:spPr>
+                </pic:pic>
+              </a:graphicData>
+            </a:graphic>
+          </wp:inline>
+        </w:drawing>
+      </w:r>
+    </w:p>
+    <w:p>
+      <w:pPr>
+        <w:jc w:val="center"/>
+      </w:pPr>
+      <w:r>
+        <w:rPr>
+          <w:i/>
+          <w:color w:val="666666"/>
+          <w:sz w:val="18"/>
+        </w:rPr>
+        <w:t>Figure — Audit Trail</w:t>
+      </w:r>
+    </w:p>
+    <w:p/>
+    <w:p/>
+    <w:p>
+      <w:r>
+        <w:rPr>
+          <w:b/>
+          <w:color w:val="0B2E4F"/>
+          <w:sz w:val="36"/>
+        </w:rPr>
+        <w:t>Chapter 21 — Vendors Directory</w:t>
+      </w:r>
+    </w:p>
+    <w:p>
+      <w:r>
+        <w:rPr>
+          <w:b w:val="0"/>
+          <w:i w:val="0"/>
+          <w:sz w:val="22"/>
+        </w:rPr>
+        <w:t>The active supplier roster — approved and bid-ready.</w:t>
+      </w:r>
+    </w:p>
+    <w:p>
+      <w:r>
+        <w:rPr>
+          <w:b/>
+          <w:color w:val="0B2E4F"/>
+          <w:sz w:val="26"/>
+        </w:rPr>
+        <w:t>What you can do</w:t>
+      </w:r>
+    </w:p>
+    <w:p>
+      <w:pPr>
+        <w:pStyle w:val="ListBullet"/>
+      </w:pPr>
+      <w:r>
+        <w:rPr>
+          <w:sz w:val="22"/>
+        </w:rPr>
+        <w:t>Search, sort, and filter suppliers.</w:t>
+      </w:r>
+    </w:p>
+    <w:p>
+      <w:pPr>
+        <w:pStyle w:val="ListBullet"/>
+      </w:pPr>
+      <w:r>
+        <w:rPr>
+          <w:sz w:val="22"/>
+        </w:rPr>
+        <w:t>Open a vendor card to see documents, contacts, and history.</w:t>
+      </w:r>
+    </w:p>
+    <w:p>
+      <w:pPr>
+        <w:pStyle w:val="ListBullet"/>
+      </w:pPr>
+      <w:r>
+        <w:rPr>
+          <w:sz w:val="22"/>
+        </w:rPr>
+        <w:t>Suspend or reactivate a vendor when needed.</w:t>
+      </w:r>
+    </w:p>
+    <w:p>
+      <w:pPr>
+        <w:jc w:val="center"/>
+      </w:pPr>
+      <w:r>
+        <w:drawing>
+          <wp:inline xmlns:a="http://schemas.openxmlformats.org/drawingml/2006/main" xmlns:pic="http://schemas.openxmlformats.org/drawingml/2006/picture">
+            <wp:extent cx="5760720" cy="3600450"/>
+            <wp:docPr id="21" name="Picture 21"/>
+            <wp:cNvGraphicFramePr>
+              <a:graphicFrameLocks noChangeAspect="1"/>
+            </wp:cNvGraphicFramePr>
+            <a:graphic>
+              <a:graphicData uri="http://schemas.openxmlformats.org/drawingml/2006/picture">
+                <pic:pic>
+                  <pic:nvPicPr>
+                    <pic:cNvPr id="0" name="08-vendors.jpg"/>
+                    <pic:cNvPicPr/>
+                  </pic:nvPicPr>
+                  <pic:blipFill>
+                    <a:blip r:embed="rId29"/>
+                    <a:stretch>
+                      <a:fillRect/>
+                    </a:stretch>
+                  </pic:blipFill>
+                  <pic:spPr>
+                    <a:xfrm>
+                      <a:off x="0" y="0"/>
+                      <a:ext cx="5760720" cy="3600450"/>
+                    </a:xfrm>
+                    <a:prstGeom prst="rect"/>
+                  </pic:spPr>
+                </pic:pic>
+              </a:graphicData>
+            </a:graphic>
+          </wp:inline>
+        </w:drawing>
+      </w:r>
+    </w:p>
+    <w:p>
+      <w:pPr>
+        <w:jc w:val="center"/>
+      </w:pPr>
+      <w:r>
+        <w:rPr>
+          <w:i/>
+          <w:color w:val="666666"/>
+          <w:sz w:val="18"/>
+        </w:rPr>
+        <w:t>Figure — Vendors Directory</w:t>
+      </w:r>
+    </w:p>
+    <w:p/>
+    <w:p/>
+    <w:p>
+      <w:r>
+        <w:rPr>
+          <w:b/>
+          <w:color w:val="0B2E4F"/>
+          <w:sz w:val="36"/>
+        </w:rPr>
+        <w:t>Chapter 22 — Corrigenda &amp; Tender Builder</w:t>
+      </w:r>
+    </w:p>
+    <w:p>
+      <w:r>
+        <w:rPr>
+          <w:b w:val="0"/>
+          <w:i w:val="0"/>
+          <w:sz w:val="22"/>
+        </w:rPr>
+        <w:t>Corrigenda are corrections to published tenders. Tender Builder is where reusable templates live.</w:t>
+      </w:r>
+    </w:p>
+    <w:p>
+      <w:r>
+        <w:rPr>
+          <w:b/>
+          <w:color w:val="0B2E4F"/>
+          <w:sz w:val="26"/>
+        </w:rPr>
+        <w:t>Corrigenda</w:t>
+      </w:r>
+    </w:p>
+    <w:p>
+      <w:pPr>
+        <w:pStyle w:val="ListBullet"/>
+      </w:pPr>
+      <w:r>
+        <w:rPr>
+          <w:sz w:val="22"/>
+        </w:rPr>
+        <w:t>Every correction after a notice is published must be issued as a corrigendum.</w:t>
+      </w:r>
+    </w:p>
+    <w:p>
+      <w:pPr>
+        <w:pStyle w:val="ListBullet"/>
+      </w:pPr>
+      <w:r>
+        <w:rPr>
+          <w:sz w:val="22"/>
+        </w:rPr>
+        <w:t>The system versions the tender document and re-notifies bidders automatically.</w:t>
+      </w:r>
+    </w:p>
+    <w:p>
+      <w:r>
+        <w:rPr>
+          <w:b/>
+          <w:color w:val="0B2E4F"/>
+          <w:sz w:val="26"/>
+        </w:rPr>
+        <w:t>Tender Builder</w:t>
+      </w:r>
+    </w:p>
+    <w:p>
+      <w:pPr>
+        <w:pStyle w:val="ListBullet"/>
+      </w:pPr>
+      <w:r>
+        <w:rPr>
+          <w:sz w:val="22"/>
+        </w:rPr>
+        <w:t>Reusable templates for Tender / RFP / RFQ.</w:t>
+      </w:r>
+    </w:p>
+    <w:p>
+      <w:pPr>
+        <w:pStyle w:val="ListBullet"/>
+      </w:pPr>
+      <w:r>
+        <w:rPr>
+          <w:sz w:val="22"/>
+        </w:rPr>
+        <w:t>Link a template when creating a new notice to inherit clauses, evaluation criteria, and BOQ skeleton.</w:t>
+      </w:r>
+    </w:p>
+    <w:p>
+      <w:pPr>
+        <w:jc w:val="center"/>
+      </w:pPr>
+      <w:r>
+        <w:drawing>
+          <wp:inline xmlns:a="http://schemas.openxmlformats.org/drawingml/2006/main" xmlns:pic="http://schemas.openxmlformats.org/drawingml/2006/picture">
+            <wp:extent cx="5760720" cy="3600450"/>
+            <wp:docPr id="22" name="Picture 22"/>
+            <wp:cNvGraphicFramePr>
+              <a:graphicFrameLocks noChangeAspect="1"/>
+            </wp:cNvGraphicFramePr>
+            <a:graphic>
+              <a:graphicData uri="http://schemas.openxmlformats.org/drawingml/2006/picture">
+                <pic:pic>
+                  <pic:nvPicPr>
+                    <pic:cNvPr id="0" name="10-tender-builder.jpg"/>
+                    <pic:cNvPicPr/>
+                  </pic:nvPicPr>
+                  <pic:blipFill>
+                    <a:blip r:embed="rId30"/>
+                    <a:stretch>
+                      <a:fillRect/>
+                    </a:stretch>
+                  </pic:blipFill>
+                  <pic:spPr>
+                    <a:xfrm>
+                      <a:off x="0" y="0"/>
+                      <a:ext cx="5760720" cy="3600450"/>
+                    </a:xfrm>
+                    <a:prstGeom prst="rect"/>
+                  </pic:spPr>
+                </pic:pic>
+              </a:graphicData>
+            </a:graphic>
+          </wp:inline>
+        </w:drawing>
+      </w:r>
+    </w:p>
+    <w:p>
+      <w:pPr>
+        <w:jc w:val="center"/>
+      </w:pPr>
+      <w:r>
+        <w:rPr>
+          <w:i/>
+          <w:color w:val="666666"/>
+          <w:sz w:val="18"/>
+        </w:rPr>
+        <w:t>Figure — Corrigenda &amp; Tender Builder</w:t>
+      </w:r>
+    </w:p>
+    <w:p/>
+    <w:p/>
+    <w:p>
+      <w:r>
+        <w:rPr>
+          <w:b/>
+          <w:color w:val="0B2E4F"/>
+          <w:sz w:val="36"/>
+        </w:rPr>
+        <w:t>Chapter 23 — Your Profile &amp; Security</w:t>
+      </w:r>
+    </w:p>
+    <w:p>
+      <w:r>
+        <w:rPr>
+          <w:b w:val="0"/>
+          <w:i w:val="0"/>
+          <w:sz w:val="22"/>
+        </w:rPr>
+        <w:t>Owning your account security is not optional.</w:t>
+      </w:r>
+    </w:p>
+    <w:p>
+      <w:r>
+        <w:rPr>
+          <w:b/>
+          <w:color w:val="0B2E4F"/>
+          <w:sz w:val="26"/>
+        </w:rPr>
+        <w:t>Daily hygiene</w:t>
+      </w:r>
+    </w:p>
+    <w:p>
+      <w:pPr>
+        <w:pStyle w:val="ListBullet"/>
+      </w:pPr>
+      <w:r>
+        <w:rPr>
+          <w:sz w:val="22"/>
+        </w:rPr>
+        <w:t>Never share credentials.</w:t>
+      </w:r>
+    </w:p>
+    <w:p>
+      <w:pPr>
+        <w:pStyle w:val="ListBullet"/>
+      </w:pPr>
+      <w:r>
+        <w:rPr>
+          <w:sz w:val="22"/>
+        </w:rPr>
+        <w:t>Enable 2FA under “Security · 2FA” in the top bar.</w:t>
+      </w:r>
+    </w:p>
+    <w:p>
+      <w:pPr>
+        <w:pStyle w:val="ListBullet"/>
+      </w:pPr>
+      <w:r>
+        <w:rPr>
+          <w:sz w:val="22"/>
+        </w:rPr>
+        <w:t>Change your password every 90 days.</w:t>
+      </w:r>
+    </w:p>
+    <w:p>
+      <w:pPr>
+        <w:pStyle w:val="ListBullet"/>
+      </w:pPr>
+      <w:r>
+        <w:rPr>
+          <w:sz w:val="22"/>
+        </w:rPr>
+        <w:t>Sign out on shared computers.</w:t>
+      </w:r>
+    </w:p>
+    <w:p>
+      <w:pPr>
+        <w:jc w:val="center"/>
+      </w:pPr>
+      <w:r>
+        <w:drawing>
+          <wp:inline xmlns:a="http://schemas.openxmlformats.org/drawingml/2006/main" xmlns:pic="http://schemas.openxmlformats.org/drawingml/2006/picture">
+            <wp:extent cx="5760720" cy="3600450"/>
+            <wp:docPr id="23" name="Picture 23"/>
+            <wp:cNvGraphicFramePr>
+              <a:graphicFrameLocks noChangeAspect="1"/>
+            </wp:cNvGraphicFramePr>
+            <a:graphic>
+              <a:graphicData uri="http://schemas.openxmlformats.org/drawingml/2006/picture">
+                <pic:pic>
+                  <pic:nvPicPr>
+                    <pic:cNvPr id="0" name="24-audit.jpg"/>
+                    <pic:cNvPicPr/>
+                  </pic:nvPicPr>
+                  <pic:blipFill>
+                    <a:blip r:embed="rId28"/>
+                    <a:stretch>
+                      <a:fillRect/>
+                    </a:stretch>
+                  </pic:blipFill>
+                  <pic:spPr>
+                    <a:xfrm>
+                      <a:off x="0" y="0"/>
+                      <a:ext cx="5760720" cy="3600450"/>
+                    </a:xfrm>
+                    <a:prstGeom prst="rect"/>
+                  </pic:spPr>
+                </pic:pic>
+              </a:graphicData>
+            </a:graphic>
+          </wp:inline>
+        </w:drawing>
+      </w:r>
+    </w:p>
+    <w:p>
+      <w:pPr>
+        <w:jc w:val="center"/>
+      </w:pPr>
+      <w:r>
+        <w:rPr>
+          <w:i/>
+          <w:color w:val="666666"/>
+          <w:sz w:val="18"/>
+        </w:rPr>
+        <w:t>Figure — Your Profile &amp; Security</w:t>
+      </w:r>
+    </w:p>
+    <w:p/>
+    <w:p/>
+    <w:p>
+      <w:r>
+        <w:rPr>
+          <w:b/>
+          <w:color w:val="0B2E4F"/>
+          <w:sz w:val="36"/>
+        </w:rPr>
+        <w:t>Chapter 24 — Trainee Daily Checklist</w:t>
+      </w:r>
+    </w:p>
+    <w:p>
+      <w:r>
+        <w:rPr>
+          <w:b w:val="0"/>
+          <w:i w:val="0"/>
+          <w:sz w:val="22"/>
+        </w:rPr>
+        <w:t>Run this checklist every day for your first two weeks.</w:t>
+      </w:r>
+    </w:p>
+    <w:p>
+      <w:r>
+        <w:rPr>
+          <w:b/>
+          <w:color w:val="0B2E4F"/>
+          <w:sz w:val="26"/>
+        </w:rPr>
+        <w:t>Every morning</w:t>
+      </w:r>
+    </w:p>
+    <w:p>
+      <w:pPr>
+        <w:pStyle w:val="ListBullet"/>
+      </w:pPr>
+      <w:r>
+        <w:rPr>
+          <w:sz w:val="22"/>
+        </w:rPr>
+        <w:t>Log in and skim the Dashboard KPI cards.</w:t>
+      </w:r>
+    </w:p>
+    <w:p>
+      <w:pPr>
+        <w:pStyle w:val="ListBullet"/>
+      </w:pPr>
+      <w:r>
+        <w:rPr>
+          <w:sz w:val="22"/>
+        </w:rPr>
+        <w:t>Open Registrations — clear anything pending &gt; 24 hours.</w:t>
+      </w:r>
+    </w:p>
+    <w:p>
+      <w:pPr>
+        <w:pStyle w:val="ListBullet"/>
+      </w:pPr>
+      <w:r>
+        <w:rPr>
+          <w:sz w:val="22"/>
+        </w:rPr>
+        <w:t>Review tenders closing within 48 hours (Notices → filter by closing date).</w:t>
+      </w:r>
+    </w:p>
+    <w:p>
+      <w:pPr>
+        <w:pStyle w:val="ListBullet"/>
+      </w:pPr>
+      <w:r>
+        <w:rPr>
+          <w:sz w:val="22"/>
+        </w:rPr>
+        <w:t>Bidding Ops — confirm no bids are stuck in “Awaiting Envelope Open”.</w:t>
+      </w:r>
+    </w:p>
+    <w:p>
+      <w:pPr>
+        <w:pStyle w:val="ListBullet"/>
+      </w:pPr>
+      <w:r>
+        <w:rPr>
+          <w:sz w:val="22"/>
+        </w:rPr>
+        <w:t>DocuSign — verify envelope statuses have refreshed.</w:t>
+      </w:r>
+    </w:p>
+    <w:p>
+      <w:pPr>
+        <w:pStyle w:val="ListBullet"/>
+      </w:pPr>
+      <w:r>
+        <w:rPr>
+          <w:sz w:val="22"/>
+        </w:rPr>
+        <w:t>Audit — glance at yesterday’s activity for anomalies.</w:t>
       </w:r>
     </w:p>
     <w:p>
@@ -1410,6 +3554,7 @@
         <w:t>Log any anomaly in the internal ticket tool before leaving.</w:t>
       </w:r>
     </w:p>
+    <w:p/>
     <w:p>
       <w:r>
         <w:rPr>
@@ -1417,7 +3562,7 @@
           <w:color w:val="0B2E4F"/>
           <w:sz w:val="36"/>
         </w:rPr>
-        <w:t>Chapter 15 — Glossary</w:t>
+        <w:t>Chapter 25 — Glossary</w:t>
       </w:r>
     </w:p>
     <w:tbl>
@@ -1700,6 +3845,90 @@
               <w:rPr>
                 <w:sz w:val="20"/>
               </w:rPr>
+              <w:t>SLA</w:t>
+            </w:r>
+          </w:p>
+        </w:tc>
+        <w:tc>
+          <w:tcPr>
+            <w:tcW w:type="dxa" w:w="4968"/>
+          </w:tcPr>
+          <w:p>
+            <w:r>
+              <w:rPr>
+                <w:sz w:val="20"/>
+              </w:rPr>
+              <w:t>Service Level Agreement</w:t>
+            </w:r>
+          </w:p>
+        </w:tc>
+      </w:tr>
+      <w:tr>
+        <w:tc>
+          <w:tcPr>
+            <w:tcW w:type="dxa" w:w="4968"/>
+          </w:tcPr>
+          <w:p>
+            <w:r>
+              <w:rPr>
+                <w:sz w:val="20"/>
+              </w:rPr>
+              <w:t>LOA</w:t>
+            </w:r>
+          </w:p>
+        </w:tc>
+        <w:tc>
+          <w:tcPr>
+            <w:tcW w:type="dxa" w:w="4968"/>
+          </w:tcPr>
+          <w:p>
+            <w:r>
+              <w:rPr>
+                <w:sz w:val="20"/>
+              </w:rPr>
+              <w:t>Letter of Award</w:t>
+            </w:r>
+          </w:p>
+        </w:tc>
+      </w:tr>
+      <w:tr>
+        <w:tc>
+          <w:tcPr>
+            <w:tcW w:type="dxa" w:w="4968"/>
+          </w:tcPr>
+          <w:p>
+            <w:r>
+              <w:rPr>
+                <w:sz w:val="20"/>
+              </w:rPr>
+              <w:t>L1</w:t>
+            </w:r>
+          </w:p>
+        </w:tc>
+        <w:tc>
+          <w:tcPr>
+            <w:tcW w:type="dxa" w:w="4968"/>
+          </w:tcPr>
+          <w:p>
+            <w:r>
+              <w:rPr>
+                <w:sz w:val="20"/>
+              </w:rPr>
+              <w:t>Lowest technically-qualified price</w:t>
+            </w:r>
+          </w:p>
+        </w:tc>
+      </w:tr>
+      <w:tr>
+        <w:tc>
+          <w:tcPr>
+            <w:tcW w:type="dxa" w:w="4968"/>
+          </w:tcPr>
+          <w:p>
+            <w:r>
+              <w:rPr>
+                <w:sz w:val="20"/>
+              </w:rPr>
               <w:t>Envelope</w:t>
             </w:r>
           </w:p>
@@ -1714,6 +3943,62 @@
                 <w:sz w:val="20"/>
               </w:rPr>
               <w:t>Sealed set of bid documents (technical / commercial)</w:t>
+            </w:r>
+          </w:p>
+        </w:tc>
+      </w:tr>
+      <w:tr>
+        <w:tc>
+          <w:tcPr>
+            <w:tcW w:type="dxa" w:w="4968"/>
+          </w:tcPr>
+          <w:p>
+            <w:r>
+              <w:rPr>
+                <w:sz w:val="20"/>
+              </w:rPr>
+              <w:t>Corrigendum</w:t>
+            </w:r>
+          </w:p>
+        </w:tc>
+        <w:tc>
+          <w:tcPr>
+            <w:tcW w:type="dxa" w:w="4968"/>
+          </w:tcPr>
+          <w:p>
+            <w:r>
+              <w:rPr>
+                <w:sz w:val="20"/>
+              </w:rPr>
+              <w:t>Amendment to a published tender</w:t>
+            </w:r>
+          </w:p>
+        </w:tc>
+      </w:tr>
+      <w:tr>
+        <w:tc>
+          <w:tcPr>
+            <w:tcW w:type="dxa" w:w="4968"/>
+          </w:tcPr>
+          <w:p>
+            <w:r>
+              <w:rPr>
+                <w:sz w:val="20"/>
+              </w:rPr>
+              <w:t>Escrow</w:t>
+            </w:r>
+          </w:p>
+        </w:tc>
+        <w:tc>
+          <w:tcPr>
+            <w:tcW w:type="dxa" w:w="4968"/>
+          </w:tcPr>
+          <w:p>
+            <w:r>
+              <w:rPr>
+                <w:sz w:val="20"/>
+              </w:rPr>
+              <w:t>Neutral holding of EMD until the tender concludes</w:t>
             </w:r>
           </w:p>
         </w:tc>
@@ -1737,7 +4022,7 @@
           <w:i/>
           <w:sz w:val="22"/>
         </w:rPr>
-        <w:t>Complete Chapters 1–10 in your first sitting. Practise Chapters 11–14 in the sandbox environment before touching production data. When in doubt — ask, don't guess.</w:t>
+        <w:t>Complete Chapters 1–11 in your first sitting. Practise Chapters 12–22 in the sandbox environment before touching production data. When in doubt — ask, don't guess.</w:t>
       </w:r>
     </w:p>
     <w:p>
